--- a/docx_templates/VISTORIA_TEMPLATE1_marcado.docx
+++ b/docx_templates/VISTORIA_TEMPLATE1_marcado.docx
@@ -628,7 +628,18 @@
             </w:tcMar>
             <w:vAlign w:val="center"/>
           </w:tcPr>
-          <w:p/>
+          <w:p>
+            <w:r>
+              <w:rPr>
+                <w:b/>
+                <w:bCs/>
+                <w:color w:val="1A1A1A"/>
+                <w:sz w:val="18"/>
+                <w:szCs w:val="18"/>
+              </w:rPr>
+              <w:t>Combustível</w:t>
+            </w:r>
+          </w:p>
         </w:tc>
         <w:tc>
           <w:tcPr>
@@ -648,7 +659,34 @@
             </w:tcMar>
             <w:vAlign w:val="center"/>
           </w:tcPr>
-          <w:p/>
+          <w:p>
+            <w:r>
+              <w:rPr>
+                <w:color w:val="333333"/>
+                <w:sz w:val="18"/>
+                <w:szCs w:val="18"/>
+              </w:rPr>
+              <w:t>[</w:t>
+            </w:r>
+            <w:proofErr w:type="spellStart"/>
+            <w:r>
+              <w:rPr>
+                <w:color w:val="333333"/>
+                <w:sz w:val="18"/>
+                <w:szCs w:val="18"/>
+              </w:rPr>
+              <w:t>combustivel</w:t>
+            </w:r>
+            <w:proofErr w:type="spellEnd"/>
+            <w:r>
+              <w:rPr>
+                <w:color w:val="333333"/>
+                <w:sz w:val="18"/>
+                <w:szCs w:val="18"/>
+              </w:rPr>
+              <w:t>]</w:t>
+            </w:r>
+          </w:p>
         </w:tc>
       </w:tr>
       <w:tr>
@@ -1017,6 +1055,7 @@
             <w:vAlign w:val="center"/>
           </w:tcPr>
           <w:p>
+            <w:proofErr w:type="spellStart"/>
             <w:r>
               <w:rPr>
                 <w:b/>
@@ -1025,7 +1064,18 @@
                 <w:sz w:val="18"/>
                 <w:szCs w:val="18"/>
               </w:rPr>
-              <w:t>Data e Hora</w:t>
+              <w:t>Hodôm</w:t>
+            </w:r>
+            <w:proofErr w:type="spellEnd"/>
+            <w:r>
+              <w:rPr>
+                <w:b/>
+                <w:bCs/>
+                <w:color w:val="1A1A1A"/>
+                <w:sz w:val="18"/>
+                <w:szCs w:val="18"/>
+              </w:rPr>
+              <w:t>. Entrega</w:t>
             </w:r>
           </w:p>
         </w:tc>
@@ -1054,7 +1104,7 @@
                 <w:sz w:val="18"/>
                 <w:szCs w:val="18"/>
               </w:rPr>
-              <w:t>[data_hora]</w:t>
+              <w:t>[hodometro_entrega]</w:t>
             </w:r>
           </w:p>
         </w:tc>
@@ -1076,7 +1126,18 @@
             </w:tcMar>
             <w:vAlign w:val="center"/>
           </w:tcPr>
-          <w:p/>
+          <w:p>
+            <w:r>
+              <w:rPr>
+                <w:b/>
+                <w:bCs/>
+                <w:color w:val="1A1A1A"/>
+                <w:sz w:val="18"/>
+                <w:szCs w:val="18"/>
+              </w:rPr>
+              <w:t>Retorno</w:t>
+            </w:r>
+          </w:p>
         </w:tc>
         <w:tc>
           <w:tcPr>
@@ -1096,71 +1157,6 @@
             </w:tcMar>
             <w:vAlign w:val="center"/>
           </w:tcPr>
-          <w:p/>
-        </w:tc>
-      </w:tr>
-      <w:tr>
-        <w:tc>
-          <w:tcPr>
-            <w:tcW w:w="2200" w:type="dxa"/>
-            <w:tcBorders>
-              <w:top w:val="single" w:sz="1" w:space="0" w:color="AAAAAA"/>
-              <w:left w:val="single" w:sz="1" w:space="0" w:color="AAAAAA"/>
-              <w:bottom w:val="single" w:sz="1" w:space="0" w:color="AAAAAA"/>
-              <w:right w:val="single" w:sz="1" w:space="0" w:color="AAAAAA"/>
-            </w:tcBorders>
-            <w:shd w:val="clear" w:color="auto" w:fill="EAF1FB"/>
-            <w:tcMar>
-              <w:top w:w="80" w:type="dxa"/>
-              <w:left w:w="140" w:type="dxa"/>
-              <w:bottom w:w="80" w:type="dxa"/>
-              <w:right w:w="140" w:type="dxa"/>
-            </w:tcMar>
-            <w:vAlign w:val="center"/>
-          </w:tcPr>
-          <w:p>
-            <w:proofErr w:type="spellStart"/>
-            <w:r>
-              <w:rPr>
-                <w:b/>
-                <w:bCs/>
-                <w:color w:val="1A1A1A"/>
-                <w:sz w:val="18"/>
-                <w:szCs w:val="18"/>
-              </w:rPr>
-              <w:t>Hodôm</w:t>
-            </w:r>
-            <w:proofErr w:type="spellEnd"/>
-            <w:r>
-              <w:rPr>
-                <w:b/>
-                <w:bCs/>
-                <w:color w:val="1A1A1A"/>
-                <w:sz w:val="18"/>
-                <w:szCs w:val="18"/>
-              </w:rPr>
-              <w:t>. Entrega</w:t>
-            </w:r>
-          </w:p>
-        </w:tc>
-        <w:tc>
-          <w:tcPr>
-            <w:tcW w:w="3200" w:type="dxa"/>
-            <w:tcBorders>
-              <w:top w:val="single" w:sz="1" w:space="0" w:color="AAAAAA"/>
-              <w:left w:val="single" w:sz="1" w:space="0" w:color="AAAAAA"/>
-              <w:bottom w:val="single" w:sz="1" w:space="0" w:color="AAAAAA"/>
-              <w:right w:val="single" w:sz="1" w:space="0" w:color="AAAAAA"/>
-            </w:tcBorders>
-            <w:shd w:val="clear" w:color="auto" w:fill="FFFFFF"/>
-            <w:tcMar>
-              <w:top w:w="80" w:type="dxa"/>
-              <w:left w:w="140" w:type="dxa"/>
-              <w:bottom w:w="80" w:type="dxa"/>
-              <w:right w:w="140" w:type="dxa"/>
-            </w:tcMar>
-            <w:vAlign w:val="center"/>
-          </w:tcPr>
           <w:p>
             <w:r>
               <w:rPr>
@@ -1168,171 +1164,9 @@
                 <w:sz w:val="18"/>
                 <w:szCs w:val="18"/>
               </w:rPr>
-              <w:t>[hodometro_entrega]</w:t>
-            </w:r>
-          </w:p>
-        </w:tc>
-        <w:tc>
-          <w:tcPr>
-            <w:tcW w:w="1600" w:type="dxa"/>
-            <w:tcBorders>
-              <w:top w:val="single" w:sz="1" w:space="0" w:color="AAAAAA"/>
-              <w:left w:val="single" w:sz="1" w:space="0" w:color="AAAAAA"/>
-              <w:bottom w:val="single" w:sz="1" w:space="0" w:color="AAAAAA"/>
-              <w:right w:val="single" w:sz="1" w:space="0" w:color="AAAAAA"/>
-            </w:tcBorders>
-            <w:shd w:val="clear" w:color="auto" w:fill="EAF1FB"/>
-            <w:tcMar>
-              <w:top w:w="80" w:type="dxa"/>
-              <w:left w:w="140" w:type="dxa"/>
-              <w:bottom w:w="80" w:type="dxa"/>
-              <w:right w:w="140" w:type="dxa"/>
-            </w:tcMar>
-            <w:vAlign w:val="center"/>
-          </w:tcPr>
-          <w:p>
-            <w:r>
-              <w:rPr>
-                <w:b/>
-                <w:bCs/>
-                <w:color w:val="1A1A1A"/>
-                <w:sz w:val="18"/>
-                <w:szCs w:val="18"/>
-              </w:rPr>
-              <w:t>Retorno</w:t>
-            </w:r>
-          </w:p>
-        </w:tc>
-        <w:tc>
-          <w:tcPr>
-            <w:tcW w:w="2360" w:type="dxa"/>
-            <w:tcBorders>
-              <w:top w:val="single" w:sz="1" w:space="0" w:color="AAAAAA"/>
-              <w:left w:val="single" w:sz="1" w:space="0" w:color="AAAAAA"/>
-              <w:bottom w:val="single" w:sz="1" w:space="0" w:color="AAAAAA"/>
-              <w:right w:val="single" w:sz="1" w:space="0" w:color="AAAAAA"/>
-            </w:tcBorders>
-            <w:shd w:val="clear" w:color="auto" w:fill="FFFFFF"/>
-            <w:tcMar>
-              <w:top w:w="80" w:type="dxa"/>
-              <w:left w:w="140" w:type="dxa"/>
-              <w:bottom w:w="80" w:type="dxa"/>
-              <w:right w:w="140" w:type="dxa"/>
-            </w:tcMar>
-            <w:vAlign w:val="center"/>
-          </w:tcPr>
-          <w:p>
-            <w:r>
-              <w:rPr>
-                <w:color w:val="333333"/>
-                <w:sz w:val="18"/>
-                <w:szCs w:val="18"/>
-              </w:rPr>
               <w:t>[hodometro_retorno]</w:t>
             </w:r>
           </w:p>
-        </w:tc>
-      </w:tr>
-      <w:tr>
-        <w:tc>
-          <w:tcPr>
-            <w:tcW w:w="2200" w:type="dxa"/>
-            <w:tcBorders>
-              <w:top w:val="single" w:sz="1" w:space="0" w:color="AAAAAA"/>
-              <w:left w:val="single" w:sz="1" w:space="0" w:color="AAAAAA"/>
-              <w:bottom w:val="single" w:sz="1" w:space="0" w:color="AAAAAA"/>
-              <w:right w:val="single" w:sz="1" w:space="0" w:color="AAAAAA"/>
-            </w:tcBorders>
-            <w:shd w:val="clear" w:color="auto" w:fill="EAF1FB"/>
-            <w:tcMar>
-              <w:top w:w="80" w:type="dxa"/>
-              <w:left w:w="140" w:type="dxa"/>
-              <w:bottom w:w="80" w:type="dxa"/>
-              <w:right w:w="140" w:type="dxa"/>
-            </w:tcMar>
-            <w:vAlign w:val="center"/>
-          </w:tcPr>
-          <w:p>
-            <w:r>
-              <w:rPr>
-                <w:b/>
-                <w:bCs/>
-                <w:color w:val="1A1A1A"/>
-                <w:sz w:val="18"/>
-                <w:szCs w:val="18"/>
-              </w:rPr>
-              <w:t>Combustível</w:t>
-            </w:r>
-          </w:p>
-        </w:tc>
-        <w:tc>
-          <w:tcPr>
-            <w:tcW w:w="3200" w:type="dxa"/>
-            <w:tcBorders>
-              <w:top w:val="single" w:sz="1" w:space="0" w:color="AAAAAA"/>
-              <w:left w:val="single" w:sz="1" w:space="0" w:color="AAAAAA"/>
-              <w:bottom w:val="single" w:sz="1" w:space="0" w:color="AAAAAA"/>
-              <w:right w:val="single" w:sz="1" w:space="0" w:color="AAAAAA"/>
-            </w:tcBorders>
-            <w:shd w:val="clear" w:color="auto" w:fill="FFFFFF"/>
-            <w:tcMar>
-              <w:top w:w="80" w:type="dxa"/>
-              <w:left w:w="140" w:type="dxa"/>
-              <w:bottom w:w="80" w:type="dxa"/>
-              <w:right w:w="140" w:type="dxa"/>
-            </w:tcMar>
-            <w:vAlign w:val="center"/>
-          </w:tcPr>
-          <w:p>
-            <w:r>
-              <w:rPr>
-                <w:color w:val="333333"/>
-                <w:sz w:val="18"/>
-                <w:szCs w:val="18"/>
-              </w:rPr>
-              <w:t>[combustivel]</w:t>
-            </w:r>
-          </w:p>
-        </w:tc>
-        <w:tc>
-          <w:tcPr>
-            <w:tcW w:w="1600" w:type="dxa"/>
-            <w:tcBorders>
-              <w:top w:val="single" w:sz="1" w:space="0" w:color="AAAAAA"/>
-              <w:left w:val="single" w:sz="1" w:space="0" w:color="AAAAAA"/>
-              <w:bottom w:val="single" w:sz="1" w:space="0" w:color="AAAAAA"/>
-              <w:right w:val="single" w:sz="1" w:space="0" w:color="AAAAAA"/>
-            </w:tcBorders>
-            <w:shd w:val="clear" w:color="auto" w:fill="EAF1FB"/>
-            <w:tcMar>
-              <w:top w:w="80" w:type="dxa"/>
-              <w:left w:w="140" w:type="dxa"/>
-              <w:bottom w:w="80" w:type="dxa"/>
-              <w:right w:w="140" w:type="dxa"/>
-            </w:tcMar>
-            <w:vAlign w:val="center"/>
-          </w:tcPr>
-          <w:p/>
-        </w:tc>
-        <w:tc>
-          <w:tcPr>
-            <w:tcW w:w="2360" w:type="dxa"/>
-            <w:tcBorders>
-              <w:top w:val="single" w:sz="1" w:space="0" w:color="AAAAAA"/>
-              <w:left w:val="single" w:sz="1" w:space="0" w:color="AAAAAA"/>
-              <w:bottom w:val="single" w:sz="1" w:space="0" w:color="AAAAAA"/>
-              <w:right w:val="single" w:sz="1" w:space="0" w:color="AAAAAA"/>
-            </w:tcBorders>
-            <w:shd w:val="clear" w:color="auto" w:fill="FFFFFF"/>
-            <w:tcMar>
-              <w:top w:w="80" w:type="dxa"/>
-              <w:left w:w="140" w:type="dxa"/>
-              <w:bottom w:w="80" w:type="dxa"/>
-              <w:right w:w="140" w:type="dxa"/>
-            </w:tcMar>
-            <w:vAlign w:val="center"/>
-          </w:tcPr>
-          <w:p/>
         </w:tc>
       </w:tr>
     </w:tbl>
@@ -1491,12 +1325,12 @@
         <w:tblLook w:val="04A0" w:firstRow="1" w:lastRow="0" w:firstColumn="1" w:lastColumn="0" w:noHBand="0" w:noVBand="1"/>
       </w:tblPr>
       <w:tblGrid>
-        <w:gridCol w:w="2820"/>
-        <w:gridCol w:w="300"/>
-        <w:gridCol w:w="2820"/>
-        <w:gridCol w:w="300"/>
-        <w:gridCol w:w="2820"/>
-        <w:gridCol w:w="300"/>
+        <w:gridCol w:w="940"/>
+        <w:gridCol w:w="1891"/>
+        <w:gridCol w:w="1022"/>
+        <w:gridCol w:w="2061"/>
+        <w:gridCol w:w="1115"/>
+        <w:gridCol w:w="2331"/>
       </w:tblGrid>
       <w:tr>
         <w:tc>
@@ -3497,7 +3331,6 @@
           </w:tcPr>
           <w:p>
             <w:pPr>
-              <w:jc w:val="center"/>
               <w:rPr>
                 <w:color w:val="333333"/>
                 <w:sz w:val="18"/>
@@ -3586,7 +3419,6 @@
           </w:tcPr>
           <w:p>
             <w:pPr>
-              <w:jc w:val="center"/>
               <w:rPr>
                 <w:color w:val="333333"/>
                 <w:sz w:val="18"/>
@@ -3602,29 +3434,12 @@
               <w:t>[desc_sintomas]</w:t>
             </w:r>
           </w:p>
-          <w:p>
-            <w:pPr>
-              <w:jc w:val="center"/>
-            </w:pPr>
-          </w:p>
-          <w:p>
-            <w:pPr>
-              <w:jc w:val="center"/>
-            </w:pPr>
-          </w:p>
-          <w:p>
-            <w:pPr>
-              <w:jc w:val="center"/>
-            </w:pPr>
-          </w:p>
+          <w:p/>
+          <w:p/>
         </w:tc>
       </w:tr>
     </w:tbl>
-    <w:p>
-      <w:r>
-        <w:br w:type="page"/>
-      </w:r>
-    </w:p>
+    <w:p/>
     <w:p>
       <w:pPr>
         <w:pBdr>
@@ -4073,112 +3888,6 @@
         <w:tab/>
       </w:r>
     </w:p>
-    <w:tbl>
-      <w:tblPr>
-        <w:tblW w:w="9837" w:type="dxa"/>
-        <w:tblBorders>
-          <w:top w:val="single" w:sz="4" w:space="0" w:color="auto"/>
-          <w:left w:val="single" w:sz="4" w:space="0" w:color="auto"/>
-          <w:bottom w:val="single" w:sz="4" w:space="0" w:color="auto"/>
-          <w:right w:val="single" w:sz="4" w:space="0" w:color="auto"/>
-          <w:insideH w:val="single" w:sz="4" w:space="0" w:color="auto"/>
-          <w:insideV w:val="single" w:sz="4" w:space="0" w:color="auto"/>
-        </w:tblBorders>
-        <w:tblCellMar>
-          <w:left w:w="10" w:type="dxa"/>
-          <w:right w:w="10" w:type="dxa"/>
-        </w:tblCellMar>
-        <w:tblLook w:val="04A0" w:firstRow="1" w:lastRow="0" w:firstColumn="1" w:lastColumn="0" w:noHBand="0" w:noVBand="1"/>
-      </w:tblPr>
-      <w:tblGrid>
-        <w:gridCol w:w="9837"/>
-      </w:tblGrid>
-      <w:tr>
-        <w:trPr>
-          <w:trHeight w:val="3806"/>
-        </w:trPr>
-        <w:tc>
-          <w:tcPr>
-            <w:tcW w:w="9837" w:type="dxa"/>
-            <w:tcBorders>
-              <w:top w:val="single" w:sz="1" w:space="0" w:color="AAAAAA"/>
-              <w:left w:val="single" w:sz="1" w:space="0" w:color="AAAAAA"/>
-              <w:bottom w:val="single" w:sz="1" w:space="0" w:color="AAAAAA"/>
-              <w:right w:val="single" w:sz="1" w:space="0" w:color="AAAAAA"/>
-            </w:tcBorders>
-            <w:shd w:val="clear" w:color="auto" w:fill="F5F5F5"/>
-            <w:tcMar>
-              <w:top w:w="120" w:type="dxa"/>
-              <w:left w:w="120" w:type="dxa"/>
-              <w:bottom w:w="120" w:type="dxa"/>
-              <w:right w:w="120" w:type="dxa"/>
-            </w:tcMar>
-            <w:vAlign w:val="center"/>
-          </w:tcPr>
-          <w:p>
-            <w:pPr>
-              <w:spacing w:before="600" w:after="100"/>
-              <w:jc w:val="center"/>
-            </w:pPr>
-            <w:r>
-              <w:rPr>
-                <w:rFonts w:ascii="Segoe UI Emoji" w:eastAsia="Segoe UI Emoji" w:hAnsi="Segoe UI Emoji" w:cs="Segoe UI Emoji"/>
-                <w:sz w:val="56"/>
-                <w:szCs w:val="56"/>
-              </w:rPr>
-              <w:t>📷</w:t>
-            </w:r>
-          </w:p>
-          <w:p>
-            <w:pPr>
-              <w:spacing w:after="80"/>
-              <w:jc w:val="center"/>
-            </w:pPr>
-            <w:r>
-              <w:rPr>
-                <w:b/>
-                <w:bCs/>
-                <w:color w:val="555555"/>
-              </w:rPr>
-              <w:t>Foto de Danos / Avarias Internas</w:t>
-            </w:r>
-          </w:p>
-          <w:p>
-            <w:pPr>
-              <w:spacing w:after="600"/>
-              <w:jc w:val="center"/>
-            </w:pPr>
-            <w:r>
-              <w:rPr>
-                <w:color w:val="999999"/>
-                <w:sz w:val="16"/>
-                <w:szCs w:val="16"/>
-              </w:rPr>
-              <w:t>Insira aqui a foto ou utilize {</w:t>
-            </w:r>
-            <w:proofErr w:type="spellStart"/>
-            <w:r>
-              <w:rPr>
-                <w:color w:val="999999"/>
-                <w:sz w:val="16"/>
-                <w:szCs w:val="16"/>
-              </w:rPr>
-              <w:t>foto_danos</w:t>
-            </w:r>
-            <w:proofErr w:type="spellEnd"/>
-            <w:r>
-              <w:rPr>
-                <w:color w:val="999999"/>
-                <w:sz w:val="16"/>
-                <w:szCs w:val="16"/>
-              </w:rPr>
-              <w:t>}</w:t>
-            </w:r>
-          </w:p>
-        </w:tc>
-      </w:tr>
-    </w:tbl>
-    <w:p/>
     <w:sectPr>
       <w:pgSz w:w="11906" w:h="16838"/>
       <w:pgMar w:top="1000" w:right="1000" w:bottom="1000" w:left="1000" w:header="708" w:footer="708" w:gutter="0"/>

--- a/docx_templates/VISTORIA_TEMPLATE1_marcado.docx
+++ b/docx_templates/VISTORIA_TEMPLATE1_marcado.docx
@@ -191,7 +191,8 @@
         </w:tc>
         <w:tc>
           <w:tcPr>
-            <w:tcW w:w="2678" w:type="dxa"/>
+            <w:tcW w:w="7208" w:type="dxa"/>
+            <w:gridSpan w:val="3"/>
             <w:tcBorders>
               <w:top w:val="single" w:sz="1" w:space="0" w:color="AAAAAA"/>
               <w:left w:val="single" w:sz="1" w:space="0" w:color="AAAAAA"/>
@@ -214,13 +215,33 @@
                 <w:sz w:val="18"/>
                 <w:szCs w:val="18"/>
               </w:rPr>
-              <w:t>[cliente_nome]</w:t>
-            </w:r>
-          </w:p>
-        </w:tc>
-        <w:tc>
-          <w:tcPr>
-            <w:tcW w:w="1101" w:type="dxa"/>
+              <w:t>[</w:t>
+            </w:r>
+            <w:proofErr w:type="spellStart"/>
+            <w:r>
+              <w:rPr>
+                <w:color w:val="333333"/>
+                <w:sz w:val="18"/>
+                <w:szCs w:val="18"/>
+              </w:rPr>
+              <w:t>cliente_nome</w:t>
+            </w:r>
+            <w:proofErr w:type="spellEnd"/>
+            <w:r>
+              <w:rPr>
+                <w:color w:val="333333"/>
+                <w:sz w:val="18"/>
+                <w:szCs w:val="18"/>
+              </w:rPr>
+              <w:t>]</w:t>
+            </w:r>
+          </w:p>
+        </w:tc>
+      </w:tr>
+      <w:tr>
+        <w:tc>
+          <w:tcPr>
+            <w:tcW w:w="2152" w:type="dxa"/>
             <w:tcBorders>
               <w:top w:val="single" w:sz="1" w:space="0" w:color="AAAAAA"/>
               <w:left w:val="single" w:sz="1" w:space="0" w:color="AAAAAA"/>
@@ -236,11 +257,22 @@
             </w:tcMar>
             <w:vAlign w:val="center"/>
           </w:tcPr>
-          <w:p/>
-        </w:tc>
-        <w:tc>
-          <w:tcPr>
-            <w:tcW w:w="3429" w:type="dxa"/>
+          <w:p>
+            <w:r>
+              <w:rPr>
+                <w:b/>
+                <w:bCs/>
+                <w:color w:val="1A1A1A"/>
+                <w:sz w:val="18"/>
+                <w:szCs w:val="18"/>
+              </w:rPr>
+              <w:t>Telefone</w:t>
+            </w:r>
+          </w:p>
+        </w:tc>
+        <w:tc>
+          <w:tcPr>
+            <w:tcW w:w="2678" w:type="dxa"/>
             <w:tcBorders>
               <w:top w:val="single" w:sz="1" w:space="0" w:color="AAAAAA"/>
               <w:left w:val="single" w:sz="1" w:space="0" w:color="AAAAAA"/>
@@ -256,13 +288,38 @@
             </w:tcMar>
             <w:vAlign w:val="center"/>
           </w:tcPr>
-          <w:p/>
-        </w:tc>
-      </w:tr>
-      <w:tr>
-        <w:tc>
-          <w:tcPr>
-            <w:tcW w:w="2152" w:type="dxa"/>
+          <w:p>
+            <w:r>
+              <w:rPr>
+                <w:color w:val="333333"/>
+                <w:sz w:val="18"/>
+                <w:szCs w:val="18"/>
+              </w:rPr>
+              <w:t>[</w:t>
+            </w:r>
+            <w:proofErr w:type="spellStart"/>
+            <w:r>
+              <w:rPr>
+                <w:color w:val="333333"/>
+                <w:sz w:val="18"/>
+                <w:szCs w:val="18"/>
+              </w:rPr>
+              <w:t>cliente_telefone</w:t>
+            </w:r>
+            <w:proofErr w:type="spellEnd"/>
+            <w:r>
+              <w:rPr>
+                <w:color w:val="333333"/>
+                <w:sz w:val="18"/>
+                <w:szCs w:val="18"/>
+              </w:rPr>
+              <w:t>]</w:t>
+            </w:r>
+          </w:p>
+        </w:tc>
+        <w:tc>
+          <w:tcPr>
+            <w:tcW w:w="1101" w:type="dxa"/>
             <w:tcBorders>
               <w:top w:val="single" w:sz="1" w:space="0" w:color="AAAAAA"/>
               <w:left w:val="single" w:sz="1" w:space="0" w:color="AAAAAA"/>
@@ -287,13 +344,13 @@
                 <w:sz w:val="18"/>
                 <w:szCs w:val="18"/>
               </w:rPr>
-              <w:t>Telefone</w:t>
-            </w:r>
-          </w:p>
-        </w:tc>
-        <w:tc>
-          <w:tcPr>
-            <w:tcW w:w="2678" w:type="dxa"/>
+              <w:t>Endereço</w:t>
+            </w:r>
+          </w:p>
+        </w:tc>
+        <w:tc>
+          <w:tcPr>
+            <w:tcW w:w="3429" w:type="dxa"/>
             <w:tcBorders>
               <w:top w:val="single" w:sz="1" w:space="0" w:color="AAAAAA"/>
               <w:left w:val="single" w:sz="1" w:space="0" w:color="AAAAAA"/>
@@ -316,13 +373,33 @@
                 <w:sz w:val="18"/>
                 <w:szCs w:val="18"/>
               </w:rPr>
-              <w:t>[cliente_telefone]</w:t>
-            </w:r>
-          </w:p>
-        </w:tc>
-        <w:tc>
-          <w:tcPr>
-            <w:tcW w:w="1101" w:type="dxa"/>
+              <w:t>[</w:t>
+            </w:r>
+            <w:proofErr w:type="spellStart"/>
+            <w:r>
+              <w:rPr>
+                <w:color w:val="333333"/>
+                <w:sz w:val="18"/>
+                <w:szCs w:val="18"/>
+              </w:rPr>
+              <w:t>cliente_endereco</w:t>
+            </w:r>
+            <w:proofErr w:type="spellEnd"/>
+            <w:r>
+              <w:rPr>
+                <w:color w:val="333333"/>
+                <w:sz w:val="18"/>
+                <w:szCs w:val="18"/>
+              </w:rPr>
+              <w:t>]</w:t>
+            </w:r>
+          </w:p>
+        </w:tc>
+      </w:tr>
+      <w:tr>
+        <w:tc>
+          <w:tcPr>
+            <w:tcW w:w="2152" w:type="dxa"/>
             <w:tcBorders>
               <w:top w:val="single" w:sz="1" w:space="0" w:color="AAAAAA"/>
               <w:left w:val="single" w:sz="1" w:space="0" w:color="AAAAAA"/>
@@ -347,13 +424,13 @@
                 <w:sz w:val="18"/>
                 <w:szCs w:val="18"/>
               </w:rPr>
-              <w:t>Endereço</w:t>
-            </w:r>
-          </w:p>
-        </w:tc>
-        <w:tc>
-          <w:tcPr>
-            <w:tcW w:w="3429" w:type="dxa"/>
+              <w:t>Preenchido por</w:t>
+            </w:r>
+          </w:p>
+        </w:tc>
+        <w:tc>
+          <w:tcPr>
+            <w:tcW w:w="2678" w:type="dxa"/>
             <w:tcBorders>
               <w:top w:val="single" w:sz="1" w:space="0" w:color="AAAAAA"/>
               <w:left w:val="single" w:sz="1" w:space="0" w:color="AAAAAA"/>
@@ -376,15 +453,31 @@
                 <w:sz w:val="18"/>
                 <w:szCs w:val="18"/>
               </w:rPr>
-              <w:t>[cliente_endereco]</w:t>
-            </w:r>
-          </w:p>
-        </w:tc>
-      </w:tr>
-      <w:tr>
-        <w:tc>
-          <w:tcPr>
-            <w:tcW w:w="2152" w:type="dxa"/>
+              <w:t>[</w:t>
+            </w:r>
+            <w:proofErr w:type="spellStart"/>
+            <w:r>
+              <w:rPr>
+                <w:color w:val="333333"/>
+                <w:sz w:val="18"/>
+                <w:szCs w:val="18"/>
+              </w:rPr>
+              <w:t>preenchido_por</w:t>
+            </w:r>
+            <w:proofErr w:type="spellEnd"/>
+            <w:r>
+              <w:rPr>
+                <w:color w:val="333333"/>
+                <w:sz w:val="18"/>
+                <w:szCs w:val="18"/>
+              </w:rPr>
+              <w:t>]</w:t>
+            </w:r>
+          </w:p>
+        </w:tc>
+        <w:tc>
+          <w:tcPr>
+            <w:tcW w:w="1101" w:type="dxa"/>
             <w:tcBorders>
               <w:top w:val="single" w:sz="1" w:space="0" w:color="AAAAAA"/>
               <w:left w:val="single" w:sz="1" w:space="0" w:color="AAAAAA"/>
@@ -401,21 +494,24 @@
             <w:vAlign w:val="center"/>
           </w:tcPr>
           <w:p>
-            <w:r>
-              <w:rPr>
-                <w:b/>
-                <w:bCs/>
-                <w:color w:val="1A1A1A"/>
-                <w:sz w:val="18"/>
-                <w:szCs w:val="18"/>
-              </w:rPr>
-              <w:t>Preenchido por</w:t>
-            </w:r>
-          </w:p>
-        </w:tc>
-        <w:tc>
-          <w:tcPr>
-            <w:tcW w:w="2678" w:type="dxa"/>
+            <w:pPr>
+              <w:rPr>
+                <w:b/>
+                <w:bCs/>
+              </w:rPr>
+            </w:pPr>
+            <w:r>
+              <w:rPr>
+                <w:b/>
+                <w:bCs/>
+              </w:rPr>
+              <w:t>Data</w:t>
+            </w:r>
+          </w:p>
+        </w:tc>
+        <w:tc>
+          <w:tcPr>
+            <w:tcW w:w="3429" w:type="dxa"/>
             <w:tcBorders>
               <w:top w:val="single" w:sz="1" w:space="0" w:color="AAAAAA"/>
               <w:left w:val="single" w:sz="1" w:space="0" w:color="AAAAAA"/>
@@ -438,70 +534,25 @@
                 <w:sz w:val="18"/>
                 <w:szCs w:val="18"/>
               </w:rPr>
-              <w:t>[preenchido_por]</w:t>
-            </w:r>
-          </w:p>
-        </w:tc>
-        <w:tc>
-          <w:tcPr>
-            <w:tcW w:w="1101" w:type="dxa"/>
-            <w:tcBorders>
-              <w:top w:val="single" w:sz="1" w:space="0" w:color="AAAAAA"/>
-              <w:left w:val="single" w:sz="1" w:space="0" w:color="AAAAAA"/>
-              <w:bottom w:val="single" w:sz="1" w:space="0" w:color="AAAAAA"/>
-              <w:right w:val="single" w:sz="1" w:space="0" w:color="AAAAAA"/>
-            </w:tcBorders>
-            <w:shd w:val="clear" w:color="auto" w:fill="EAF1FB"/>
-            <w:tcMar>
-              <w:top w:w="80" w:type="dxa"/>
-              <w:left w:w="140" w:type="dxa"/>
-              <w:bottom w:w="80" w:type="dxa"/>
-              <w:right w:w="140" w:type="dxa"/>
-            </w:tcMar>
-            <w:vAlign w:val="center"/>
-          </w:tcPr>
-          <w:p>
-            <w:pPr>
-              <w:rPr>
-                <w:b/>
-                <w:bCs/>
-              </w:rPr>
-            </w:pPr>
-            <w:r>
-              <w:rPr>
-                <w:b/>
-                <w:bCs/>
-              </w:rPr>
-              <w:t>Data</w:t>
-            </w:r>
-          </w:p>
-        </w:tc>
-        <w:tc>
-          <w:tcPr>
-            <w:tcW w:w="3429" w:type="dxa"/>
-            <w:tcBorders>
-              <w:top w:val="single" w:sz="1" w:space="0" w:color="AAAAAA"/>
-              <w:left w:val="single" w:sz="1" w:space="0" w:color="AAAAAA"/>
-              <w:bottom w:val="single" w:sz="1" w:space="0" w:color="AAAAAA"/>
-              <w:right w:val="single" w:sz="1" w:space="0" w:color="AAAAAA"/>
-            </w:tcBorders>
-            <w:shd w:val="clear" w:color="auto" w:fill="FFFFFF"/>
-            <w:tcMar>
-              <w:top w:w="80" w:type="dxa"/>
-              <w:left w:w="140" w:type="dxa"/>
-              <w:bottom w:w="80" w:type="dxa"/>
-              <w:right w:w="140" w:type="dxa"/>
-            </w:tcMar>
-            <w:vAlign w:val="center"/>
-          </w:tcPr>
-          <w:p>
+              <w:t>[</w:t>
+            </w:r>
+            <w:proofErr w:type="spellStart"/>
             <w:r>
               <w:rPr>
                 <w:color w:val="333333"/>
                 <w:sz w:val="18"/>
                 <w:szCs w:val="18"/>
               </w:rPr>
-              <w:t>[data_vistoria]</w:t>
+              <w:t>data_vistoria</w:t>
+            </w:r>
+            <w:proofErr w:type="spellEnd"/>
+            <w:r>
+              <w:rPr>
+                <w:color w:val="333333"/>
+                <w:sz w:val="18"/>
+                <w:szCs w:val="18"/>
+              </w:rPr>
+              <w:t>]</w:t>
             </w:r>
           </w:p>
         </w:tc>
@@ -606,7 +657,25 @@
                 <w:sz w:val="18"/>
                 <w:szCs w:val="18"/>
               </w:rPr>
-              <w:t>[veiculo]</w:t>
+              <w:t>[</w:t>
+            </w:r>
+            <w:proofErr w:type="gramStart"/>
+            <w:r>
+              <w:rPr>
+                <w:color w:val="333333"/>
+                <w:sz w:val="18"/>
+                <w:szCs w:val="18"/>
+              </w:rPr>
+              <w:t>veiculo</w:t>
+            </w:r>
+            <w:proofErr w:type="gramEnd"/>
+            <w:r>
+              <w:rPr>
+                <w:color w:val="333333"/>
+                <w:sz w:val="18"/>
+                <w:szCs w:val="18"/>
+              </w:rPr>
+              <w:t>]</w:t>
             </w:r>
           </w:p>
         </w:tc>
@@ -666,7 +735,25 @@
                 <w:sz w:val="18"/>
                 <w:szCs w:val="18"/>
               </w:rPr>
-              <w:t>[combustivel]</w:t>
+              <w:t>[</w:t>
+            </w:r>
+            <w:proofErr w:type="spellStart"/>
+            <w:r>
+              <w:rPr>
+                <w:color w:val="333333"/>
+                <w:sz w:val="18"/>
+                <w:szCs w:val="18"/>
+              </w:rPr>
+              <w:t>combustivel</w:t>
+            </w:r>
+            <w:proofErr w:type="spellEnd"/>
+            <w:r>
+              <w:rPr>
+                <w:color w:val="333333"/>
+                <w:sz w:val="18"/>
+                <w:szCs w:val="18"/>
+              </w:rPr>
+              <w:t>]</w:t>
             </w:r>
           </w:p>
         </w:tc>
@@ -972,7 +1059,35 @@
                 <w:sz w:val="18"/>
                 <w:szCs w:val="18"/>
               </w:rPr>
-              <w:t>[numero_motor]</w:t>
+              <w:t>[</w:t>
+            </w:r>
+            <w:proofErr w:type="spellStart"/>
+            <w:proofErr w:type="gramStart"/>
+            <w:r>
+              <w:rPr>
+                <w:color w:val="333333"/>
+                <w:sz w:val="18"/>
+                <w:szCs w:val="18"/>
+              </w:rPr>
+              <w:t>numero</w:t>
+            </w:r>
+            <w:proofErr w:type="gramEnd"/>
+            <w:r>
+              <w:rPr>
+                <w:color w:val="333333"/>
+                <w:sz w:val="18"/>
+                <w:szCs w:val="18"/>
+              </w:rPr>
+              <w:t>_motor</w:t>
+            </w:r>
+            <w:proofErr w:type="spellEnd"/>
+            <w:r>
+              <w:rPr>
+                <w:color w:val="333333"/>
+                <w:sz w:val="18"/>
+                <w:szCs w:val="18"/>
+              </w:rPr>
+              <w:t>]</w:t>
             </w:r>
           </w:p>
         </w:tc>
@@ -1037,6 +1152,7 @@
             <w:vAlign w:val="center"/>
           </w:tcPr>
           <w:p>
+            <w:proofErr w:type="spellStart"/>
             <w:r>
               <w:rPr>
                 <w:b/>
@@ -1045,7 +1161,18 @@
                 <w:sz w:val="18"/>
                 <w:szCs w:val="18"/>
               </w:rPr>
-              <w:t>Hodôm. Entrega</w:t>
+              <w:t>Hodôm</w:t>
+            </w:r>
+            <w:proofErr w:type="spellEnd"/>
+            <w:r>
+              <w:rPr>
+                <w:b/>
+                <w:bCs/>
+                <w:color w:val="1A1A1A"/>
+                <w:sz w:val="18"/>
+                <w:szCs w:val="18"/>
+              </w:rPr>
+              <w:t>. Entrega</w:t>
             </w:r>
           </w:p>
         </w:tc>
@@ -1074,7 +1201,25 @@
                 <w:sz w:val="18"/>
                 <w:szCs w:val="18"/>
               </w:rPr>
-              <w:t>[hodometro_entrega]</w:t>
+              <w:t>[</w:t>
+            </w:r>
+            <w:proofErr w:type="spellStart"/>
+            <w:r>
+              <w:rPr>
+                <w:color w:val="333333"/>
+                <w:sz w:val="18"/>
+                <w:szCs w:val="18"/>
+              </w:rPr>
+              <w:t>hodometro_entrega</w:t>
+            </w:r>
+            <w:proofErr w:type="spellEnd"/>
+            <w:r>
+              <w:rPr>
+                <w:color w:val="333333"/>
+                <w:sz w:val="18"/>
+                <w:szCs w:val="18"/>
+              </w:rPr>
+              <w:t>]</w:t>
             </w:r>
           </w:p>
         </w:tc>
@@ -1134,7 +1279,25 @@
                 <w:sz w:val="18"/>
                 <w:szCs w:val="18"/>
               </w:rPr>
-              <w:t>[hodometro_retorno]</w:t>
+              <w:t>[</w:t>
+            </w:r>
+            <w:proofErr w:type="spellStart"/>
+            <w:r>
+              <w:rPr>
+                <w:color w:val="333333"/>
+                <w:sz w:val="18"/>
+                <w:szCs w:val="18"/>
+              </w:rPr>
+              <w:t>hodometro_retorno</w:t>
+            </w:r>
+            <w:proofErr w:type="spellEnd"/>
+            <w:r>
+              <w:rPr>
+                <w:color w:val="333333"/>
+                <w:sz w:val="18"/>
+                <w:szCs w:val="18"/>
+              </w:rPr>
+              <w:t>]</w:t>
             </w:r>
           </w:p>
         </w:tc>
@@ -1170,7 +1333,18 @@
           <w:sz w:val="18"/>
           <w:szCs w:val="18"/>
         </w:rPr>
-        <w:t xml:space="preserve">  S  </w:t>
+        <w:t xml:space="preserve">  </w:t>
+      </w:r>
+      <w:proofErr w:type="gramStart"/>
+      <w:r>
+        <w:rPr>
+          <w:b/>
+          <w:bCs/>
+          <w:color w:val="1A6B1A"/>
+          <w:sz w:val="18"/>
+          <w:szCs w:val="18"/>
+        </w:rPr>
+        <w:t xml:space="preserve">S  </w:t>
       </w:r>
       <w:r>
         <w:rPr>
@@ -1178,7 +1352,16 @@
           <w:sz w:val="18"/>
           <w:szCs w:val="18"/>
         </w:rPr>
-        <w:t xml:space="preserve">= Sim existente     </w:t>
+        <w:t>=</w:t>
+      </w:r>
+      <w:proofErr w:type="gramEnd"/>
+      <w:r>
+        <w:rPr>
+          <w:color w:val="444444"/>
+          <w:sz w:val="18"/>
+          <w:szCs w:val="18"/>
+        </w:rPr>
+        <w:t xml:space="preserve"> Sim existente     </w:t>
       </w:r>
       <w:r>
         <w:rPr>
@@ -1188,7 +1371,18 @@
           <w:sz w:val="18"/>
           <w:szCs w:val="18"/>
         </w:rPr>
-        <w:t xml:space="preserve">  N  </w:t>
+        <w:t xml:space="preserve">  </w:t>
+      </w:r>
+      <w:proofErr w:type="gramStart"/>
+      <w:r>
+        <w:rPr>
+          <w:b/>
+          <w:bCs/>
+          <w:color w:val="8B0000"/>
+          <w:sz w:val="18"/>
+          <w:szCs w:val="18"/>
+        </w:rPr>
+        <w:t xml:space="preserve">N  </w:t>
       </w:r>
       <w:r>
         <w:rPr>
@@ -1196,7 +1390,16 @@
           <w:sz w:val="18"/>
           <w:szCs w:val="18"/>
         </w:rPr>
-        <w:t xml:space="preserve">= Não existente     </w:t>
+        <w:t>=</w:t>
+      </w:r>
+      <w:proofErr w:type="gramEnd"/>
+      <w:r>
+        <w:rPr>
+          <w:color w:val="444444"/>
+          <w:sz w:val="18"/>
+          <w:szCs w:val="18"/>
+        </w:rPr>
+        <w:t xml:space="preserve"> Não existente     </w:t>
       </w:r>
       <w:r>
         <w:rPr>
@@ -1206,7 +1409,18 @@
           <w:sz w:val="18"/>
           <w:szCs w:val="18"/>
         </w:rPr>
-        <w:t xml:space="preserve">  A  </w:t>
+        <w:t xml:space="preserve">  </w:t>
+      </w:r>
+      <w:proofErr w:type="gramStart"/>
+      <w:r>
+        <w:rPr>
+          <w:b/>
+          <w:bCs/>
+          <w:color w:val="7A5C00"/>
+          <w:sz w:val="18"/>
+          <w:szCs w:val="18"/>
+        </w:rPr>
+        <w:t xml:space="preserve">A  </w:t>
       </w:r>
       <w:r>
         <w:rPr>
@@ -1214,7 +1428,16 @@
           <w:sz w:val="18"/>
           <w:szCs w:val="18"/>
         </w:rPr>
-        <w:t>= Avariado</w:t>
+        <w:t>=</w:t>
+      </w:r>
+      <w:proofErr w:type="gramEnd"/>
+      <w:r>
+        <w:rPr>
+          <w:color w:val="444444"/>
+          <w:sz w:val="18"/>
+          <w:szCs w:val="18"/>
+        </w:rPr>
+        <w:t xml:space="preserve"> Avariado</w:t>
       </w:r>
     </w:p>
     <w:tbl>
@@ -1300,7 +1523,29 @@
                 <w:sz w:val="18"/>
                 <w:szCs w:val="18"/>
               </w:rPr>
-              <w:t>[acc_calotas]</w:t>
+              <w:t>[</w:t>
+            </w:r>
+            <w:proofErr w:type="spellStart"/>
+            <w:r>
+              <w:rPr>
+                <w:b/>
+                <w:bCs/>
+                <w:color w:val="1A6B1A"/>
+                <w:sz w:val="18"/>
+                <w:szCs w:val="18"/>
+              </w:rPr>
+              <w:t>acc_calotas</w:t>
+            </w:r>
+            <w:proofErr w:type="spellEnd"/>
+            <w:r>
+              <w:rPr>
+                <w:b/>
+                <w:bCs/>
+                <w:color w:val="1A6B1A"/>
+                <w:sz w:val="18"/>
+                <w:szCs w:val="18"/>
+              </w:rPr>
+              <w:t>]</w:t>
             </w:r>
           </w:p>
         </w:tc>
@@ -1361,7 +1606,29 @@
                 <w:sz w:val="18"/>
                 <w:szCs w:val="18"/>
               </w:rPr>
-              <w:t>[acc_buzina]</w:t>
+              <w:t>[</w:t>
+            </w:r>
+            <w:proofErr w:type="spellStart"/>
+            <w:r>
+              <w:rPr>
+                <w:b/>
+                <w:bCs/>
+                <w:color w:val="1A6B1A"/>
+                <w:sz w:val="18"/>
+                <w:szCs w:val="18"/>
+              </w:rPr>
+              <w:t>acc_buzina</w:t>
+            </w:r>
+            <w:proofErr w:type="spellEnd"/>
+            <w:r>
+              <w:rPr>
+                <w:b/>
+                <w:bCs/>
+                <w:color w:val="1A6B1A"/>
+                <w:sz w:val="18"/>
+                <w:szCs w:val="18"/>
+              </w:rPr>
+              <w:t>]</w:t>
             </w:r>
           </w:p>
         </w:tc>
@@ -1422,7 +1689,29 @@
                 <w:sz w:val="18"/>
                 <w:szCs w:val="18"/>
               </w:rPr>
-              <w:t>[acc_doc_crlv]</w:t>
+              <w:t>[</w:t>
+            </w:r>
+            <w:proofErr w:type="spellStart"/>
+            <w:r>
+              <w:rPr>
+                <w:b/>
+                <w:bCs/>
+                <w:color w:val="1A6B1A"/>
+                <w:sz w:val="18"/>
+                <w:szCs w:val="18"/>
+              </w:rPr>
+              <w:t>acc_doc_crlv</w:t>
+            </w:r>
+            <w:proofErr w:type="spellEnd"/>
+            <w:r>
+              <w:rPr>
+                <w:b/>
+                <w:bCs/>
+                <w:color w:val="1A6B1A"/>
+                <w:sz w:val="18"/>
+                <w:szCs w:val="18"/>
+              </w:rPr>
+              <w:t>]</w:t>
             </w:r>
           </w:p>
         </w:tc>
@@ -1451,7 +1740,23 @@
                 <w:sz w:val="17"/>
                 <w:szCs w:val="17"/>
               </w:rPr>
-              <w:t>Triângulo Sinaliz.</w:t>
+              <w:t xml:space="preserve">Triângulo </w:t>
+            </w:r>
+            <w:proofErr w:type="spellStart"/>
+            <w:r>
+              <w:rPr>
+                <w:sz w:val="17"/>
+                <w:szCs w:val="17"/>
+              </w:rPr>
+              <w:t>Sinaliz</w:t>
+            </w:r>
+            <w:proofErr w:type="spellEnd"/>
+            <w:r>
+              <w:rPr>
+                <w:sz w:val="17"/>
+                <w:szCs w:val="17"/>
+              </w:rPr>
+              <w:t>.</w:t>
             </w:r>
           </w:p>
         </w:tc>
@@ -1485,7 +1790,29 @@
                 <w:sz w:val="18"/>
                 <w:szCs w:val="18"/>
               </w:rPr>
-              <w:t>[acc_triangulo]</w:t>
+              <w:t>[</w:t>
+            </w:r>
+            <w:proofErr w:type="spellStart"/>
+            <w:r>
+              <w:rPr>
+                <w:b/>
+                <w:bCs/>
+                <w:color w:val="1A6B1A"/>
+                <w:sz w:val="18"/>
+                <w:szCs w:val="18"/>
+              </w:rPr>
+              <w:t>acc_triangulo</w:t>
+            </w:r>
+            <w:proofErr w:type="spellEnd"/>
+            <w:r>
+              <w:rPr>
+                <w:b/>
+                <w:bCs/>
+                <w:color w:val="1A6B1A"/>
+                <w:sz w:val="18"/>
+                <w:szCs w:val="18"/>
+              </w:rPr>
+              <w:t>]</w:t>
             </w:r>
           </w:p>
         </w:tc>
@@ -1546,7 +1873,29 @@
                 <w:sz w:val="18"/>
                 <w:szCs w:val="18"/>
               </w:rPr>
-              <w:t>[acc_antena]</w:t>
+              <w:t>[</w:t>
+            </w:r>
+            <w:proofErr w:type="spellStart"/>
+            <w:r>
+              <w:rPr>
+                <w:b/>
+                <w:bCs/>
+                <w:color w:val="8B0000"/>
+                <w:sz w:val="18"/>
+                <w:szCs w:val="18"/>
+              </w:rPr>
+              <w:t>acc_antena</w:t>
+            </w:r>
+            <w:proofErr w:type="spellEnd"/>
+            <w:r>
+              <w:rPr>
+                <w:b/>
+                <w:bCs/>
+                <w:color w:val="8B0000"/>
+                <w:sz w:val="18"/>
+                <w:szCs w:val="18"/>
+              </w:rPr>
+              <w:t>]</w:t>
             </w:r>
           </w:p>
         </w:tc>
@@ -1607,7 +1956,29 @@
                 <w:sz w:val="18"/>
                 <w:szCs w:val="18"/>
               </w:rPr>
-              <w:t>[acc_sensor_re]</w:t>
+              <w:t>[</w:t>
+            </w:r>
+            <w:proofErr w:type="spellStart"/>
+            <w:r>
+              <w:rPr>
+                <w:b/>
+                <w:bCs/>
+                <w:color w:val="1A6B1A"/>
+                <w:sz w:val="18"/>
+                <w:szCs w:val="18"/>
+              </w:rPr>
+              <w:t>acc_sensor_re</w:t>
+            </w:r>
+            <w:proofErr w:type="spellEnd"/>
+            <w:r>
+              <w:rPr>
+                <w:b/>
+                <w:bCs/>
+                <w:color w:val="1A6B1A"/>
+                <w:sz w:val="18"/>
+                <w:szCs w:val="18"/>
+              </w:rPr>
+              <w:t>]</w:t>
             </w:r>
           </w:p>
         </w:tc>
@@ -1670,7 +2041,29 @@
                 <w:sz w:val="18"/>
                 <w:szCs w:val="18"/>
               </w:rPr>
-              <w:t>[acc_som]</w:t>
+              <w:t>[</w:t>
+            </w:r>
+            <w:proofErr w:type="spellStart"/>
+            <w:r>
+              <w:rPr>
+                <w:b/>
+                <w:bCs/>
+                <w:color w:val="1A6B1A"/>
+                <w:sz w:val="18"/>
+                <w:szCs w:val="18"/>
+              </w:rPr>
+              <w:t>acc_som</w:t>
+            </w:r>
+            <w:proofErr w:type="spellEnd"/>
+            <w:r>
+              <w:rPr>
+                <w:b/>
+                <w:bCs/>
+                <w:color w:val="1A6B1A"/>
+                <w:sz w:val="18"/>
+                <w:szCs w:val="18"/>
+              </w:rPr>
+              <w:t>]</w:t>
             </w:r>
           </w:p>
         </w:tc>
@@ -1731,7 +2124,29 @@
                 <w:sz w:val="18"/>
                 <w:szCs w:val="18"/>
               </w:rPr>
-              <w:t>[acc_tapetes]</w:t>
+              <w:t>[</w:t>
+            </w:r>
+            <w:proofErr w:type="spellStart"/>
+            <w:r>
+              <w:rPr>
+                <w:b/>
+                <w:bCs/>
+                <w:color w:val="7A5C00"/>
+                <w:sz w:val="18"/>
+                <w:szCs w:val="18"/>
+              </w:rPr>
+              <w:t>acc_tapetes</w:t>
+            </w:r>
+            <w:proofErr w:type="spellEnd"/>
+            <w:r>
+              <w:rPr>
+                <w:b/>
+                <w:bCs/>
+                <w:color w:val="7A5C00"/>
+                <w:sz w:val="18"/>
+                <w:szCs w:val="18"/>
+              </w:rPr>
+              <w:t>]</w:t>
             </w:r>
           </w:p>
         </w:tc>
@@ -1792,7 +2207,29 @@
                 <w:sz w:val="18"/>
                 <w:szCs w:val="18"/>
               </w:rPr>
-              <w:t>[acc_limpadores]</w:t>
+              <w:t>[</w:t>
+            </w:r>
+            <w:proofErr w:type="spellStart"/>
+            <w:r>
+              <w:rPr>
+                <w:b/>
+                <w:bCs/>
+                <w:color w:val="1A6B1A"/>
+                <w:sz w:val="18"/>
+                <w:szCs w:val="18"/>
+              </w:rPr>
+              <w:t>acc_limpadores</w:t>
+            </w:r>
+            <w:proofErr w:type="spellEnd"/>
+            <w:r>
+              <w:rPr>
+                <w:b/>
+                <w:bCs/>
+                <w:color w:val="1A6B1A"/>
+                <w:sz w:val="18"/>
+                <w:szCs w:val="18"/>
+              </w:rPr>
+              <w:t>]</w:t>
             </w:r>
           </w:p>
         </w:tc>
@@ -1855,7 +2292,29 @@
                 <w:sz w:val="18"/>
                 <w:szCs w:val="18"/>
               </w:rPr>
-              <w:t>[acc_chave_roda]</w:t>
+              <w:t>[</w:t>
+            </w:r>
+            <w:proofErr w:type="spellStart"/>
+            <w:r>
+              <w:rPr>
+                <w:b/>
+                <w:bCs/>
+                <w:color w:val="1A6B1A"/>
+                <w:sz w:val="18"/>
+                <w:szCs w:val="18"/>
+              </w:rPr>
+              <w:t>acc_chave_roda</w:t>
+            </w:r>
+            <w:proofErr w:type="spellEnd"/>
+            <w:r>
+              <w:rPr>
+                <w:b/>
+                <w:bCs/>
+                <w:color w:val="1A6B1A"/>
+                <w:sz w:val="18"/>
+                <w:szCs w:val="18"/>
+              </w:rPr>
+              <w:t>]</w:t>
             </w:r>
           </w:p>
         </w:tc>
@@ -1916,7 +2375,29 @@
                 <w:sz w:val="18"/>
                 <w:szCs w:val="18"/>
               </w:rPr>
-              <w:t>[acc_vidros_eletricos]</w:t>
+              <w:t>[</w:t>
+            </w:r>
+            <w:proofErr w:type="spellStart"/>
+            <w:r>
+              <w:rPr>
+                <w:b/>
+                <w:bCs/>
+                <w:color w:val="1A6B1A"/>
+                <w:sz w:val="18"/>
+                <w:szCs w:val="18"/>
+              </w:rPr>
+              <w:t>acc_vidros_eletricos</w:t>
+            </w:r>
+            <w:proofErr w:type="spellEnd"/>
+            <w:r>
+              <w:rPr>
+                <w:b/>
+                <w:bCs/>
+                <w:color w:val="1A6B1A"/>
+                <w:sz w:val="18"/>
+                <w:szCs w:val="18"/>
+              </w:rPr>
+              <w:t>]</w:t>
             </w:r>
           </w:p>
         </w:tc>
@@ -1977,7 +2458,29 @@
                 <w:sz w:val="18"/>
                 <w:szCs w:val="18"/>
               </w:rPr>
-              <w:t>[acc_oleo_motor]</w:t>
+              <w:t>[</w:t>
+            </w:r>
+            <w:proofErr w:type="spellStart"/>
+            <w:r>
+              <w:rPr>
+                <w:b/>
+                <w:bCs/>
+                <w:color w:val="1A6B1A"/>
+                <w:sz w:val="18"/>
+                <w:szCs w:val="18"/>
+              </w:rPr>
+              <w:t>acc_oleo_motor</w:t>
+            </w:r>
+            <w:proofErr w:type="spellEnd"/>
+            <w:r>
+              <w:rPr>
+                <w:b/>
+                <w:bCs/>
+                <w:color w:val="1A6B1A"/>
+                <w:sz w:val="18"/>
+                <w:szCs w:val="18"/>
+              </w:rPr>
+              <w:t>]</w:t>
             </w:r>
           </w:p>
         </w:tc>
@@ -2040,7 +2543,29 @@
                 <w:sz w:val="18"/>
                 <w:szCs w:val="18"/>
               </w:rPr>
-              <w:t>[acc_alarme]</w:t>
+              <w:t>[</w:t>
+            </w:r>
+            <w:proofErr w:type="spellStart"/>
+            <w:r>
+              <w:rPr>
+                <w:b/>
+                <w:bCs/>
+                <w:color w:val="1A6B1A"/>
+                <w:sz w:val="18"/>
+                <w:szCs w:val="18"/>
+              </w:rPr>
+              <w:t>acc_alarme</w:t>
+            </w:r>
+            <w:proofErr w:type="spellEnd"/>
+            <w:r>
+              <w:rPr>
+                <w:b/>
+                <w:bCs/>
+                <w:color w:val="1A6B1A"/>
+                <w:sz w:val="18"/>
+                <w:szCs w:val="18"/>
+              </w:rPr>
+              <w:t>]</w:t>
             </w:r>
           </w:p>
         </w:tc>
@@ -2101,7 +2626,29 @@
                 <w:sz w:val="18"/>
                 <w:szCs w:val="18"/>
               </w:rPr>
-              <w:t>[acc_lampadas]</w:t>
+              <w:t>[</w:t>
+            </w:r>
+            <w:proofErr w:type="spellStart"/>
+            <w:r>
+              <w:rPr>
+                <w:b/>
+                <w:bCs/>
+                <w:color w:val="1A6B1A"/>
+                <w:sz w:val="18"/>
+                <w:szCs w:val="18"/>
+              </w:rPr>
+              <w:t>acc_lampadas</w:t>
+            </w:r>
+            <w:proofErr w:type="spellEnd"/>
+            <w:r>
+              <w:rPr>
+                <w:b/>
+                <w:bCs/>
+                <w:color w:val="1A6B1A"/>
+                <w:sz w:val="18"/>
+                <w:szCs w:val="18"/>
+              </w:rPr>
+              <w:t>]</w:t>
             </w:r>
           </w:p>
         </w:tc>
@@ -2162,7 +2709,29 @@
                 <w:sz w:val="18"/>
                 <w:szCs w:val="18"/>
               </w:rPr>
-              <w:t>[acc_macaco]</w:t>
+              <w:t>[</w:t>
+            </w:r>
+            <w:proofErr w:type="spellStart"/>
+            <w:r>
+              <w:rPr>
+                <w:b/>
+                <w:bCs/>
+                <w:color w:val="1A6B1A"/>
+                <w:sz w:val="18"/>
+                <w:szCs w:val="18"/>
+              </w:rPr>
+              <w:t>acc_macaco</w:t>
+            </w:r>
+            <w:proofErr w:type="spellEnd"/>
+            <w:r>
+              <w:rPr>
+                <w:b/>
+                <w:bCs/>
+                <w:color w:val="1A6B1A"/>
+                <w:sz w:val="18"/>
+                <w:szCs w:val="18"/>
+              </w:rPr>
+              <w:t>]</w:t>
             </w:r>
           </w:p>
         </w:tc>
@@ -2225,7 +2794,29 @@
                 <w:sz w:val="18"/>
                 <w:szCs w:val="18"/>
               </w:rPr>
-              <w:t>[acc_estepe]</w:t>
+              <w:t>[</w:t>
+            </w:r>
+            <w:proofErr w:type="spellStart"/>
+            <w:r>
+              <w:rPr>
+                <w:b/>
+                <w:bCs/>
+                <w:color w:val="1A6B1A"/>
+                <w:sz w:val="18"/>
+                <w:szCs w:val="18"/>
+              </w:rPr>
+              <w:t>acc_estepe</w:t>
+            </w:r>
+            <w:proofErr w:type="spellEnd"/>
+            <w:r>
+              <w:rPr>
+                <w:b/>
+                <w:bCs/>
+                <w:color w:val="1A6B1A"/>
+                <w:sz w:val="18"/>
+                <w:szCs w:val="18"/>
+              </w:rPr>
+              <w:t>]</w:t>
             </w:r>
           </w:p>
         </w:tc>
@@ -2247,12 +2838,21 @@
             </w:tcMar>
           </w:tcPr>
           <w:p>
+            <w:proofErr w:type="spellStart"/>
             <w:r>
               <w:rPr>
                 <w:sz w:val="17"/>
                 <w:szCs w:val="17"/>
               </w:rPr>
-              <w:t>Func. GNV</w:t>
+              <w:t>Func</w:t>
+            </w:r>
+            <w:proofErr w:type="spellEnd"/>
+            <w:r>
+              <w:rPr>
+                <w:sz w:val="17"/>
+                <w:szCs w:val="17"/>
+              </w:rPr>
+              <w:t>. GNV</w:t>
             </w:r>
           </w:p>
         </w:tc>
@@ -2286,7 +2886,29 @@
                 <w:sz w:val="18"/>
                 <w:szCs w:val="18"/>
               </w:rPr>
-              <w:t>[acc_gnv]</w:t>
+              <w:t>[</w:t>
+            </w:r>
+            <w:proofErr w:type="spellStart"/>
+            <w:r>
+              <w:rPr>
+                <w:b/>
+                <w:bCs/>
+                <w:color w:val="8B0000"/>
+                <w:sz w:val="18"/>
+                <w:szCs w:val="18"/>
+              </w:rPr>
+              <w:t>acc_gnv</w:t>
+            </w:r>
+            <w:proofErr w:type="spellEnd"/>
+            <w:r>
+              <w:rPr>
+                <w:b/>
+                <w:bCs/>
+                <w:color w:val="8B0000"/>
+                <w:sz w:val="18"/>
+                <w:szCs w:val="18"/>
+              </w:rPr>
+              <w:t>]</w:t>
             </w:r>
           </w:p>
         </w:tc>
@@ -2347,7 +2969,41 @@
                 <w:sz w:val="18"/>
                 <w:szCs w:val="18"/>
               </w:rPr>
-              <w:t>[acc_agua]</w:t>
+              <w:t>[</w:t>
+            </w:r>
+            <w:proofErr w:type="spellStart"/>
+            <w:r>
+              <w:rPr>
+                <w:b/>
+                <w:bCs/>
+                <w:color w:val="1A6B1A"/>
+                <w:sz w:val="18"/>
+                <w:szCs w:val="18"/>
+              </w:rPr>
+              <w:t>acc_</w:t>
+            </w:r>
+            <w:proofErr w:type="gramStart"/>
+            <w:r>
+              <w:rPr>
+                <w:b/>
+                <w:bCs/>
+                <w:color w:val="1A6B1A"/>
+                <w:sz w:val="18"/>
+                <w:szCs w:val="18"/>
+              </w:rPr>
+              <w:t>agua</w:t>
+            </w:r>
+            <w:proofErr w:type="spellEnd"/>
+            <w:proofErr w:type="gramEnd"/>
+            <w:r>
+              <w:rPr>
+                <w:b/>
+                <w:bCs/>
+                <w:color w:val="1A6B1A"/>
+                <w:sz w:val="18"/>
+                <w:szCs w:val="18"/>
+              </w:rPr>
+              <w:t>]</w:t>
             </w:r>
           </w:p>
         </w:tc>
@@ -2410,7 +3066,29 @@
                 <w:sz w:val="18"/>
                 <w:szCs w:val="18"/>
               </w:rPr>
-              <w:t>[acc_borr_psg_dir]</w:t>
+              <w:t>[</w:t>
+            </w:r>
+            <w:proofErr w:type="spellStart"/>
+            <w:r>
+              <w:rPr>
+                <w:b/>
+                <w:bCs/>
+                <w:color w:val="1A6B1A"/>
+                <w:sz w:val="18"/>
+                <w:szCs w:val="18"/>
+              </w:rPr>
+              <w:t>acc_borr_psg_dir</w:t>
+            </w:r>
+            <w:proofErr w:type="spellEnd"/>
+            <w:r>
+              <w:rPr>
+                <w:b/>
+                <w:bCs/>
+                <w:color w:val="1A6B1A"/>
+                <w:sz w:val="18"/>
+                <w:szCs w:val="18"/>
+              </w:rPr>
+              <w:t>]</w:t>
             </w:r>
           </w:p>
         </w:tc>
@@ -2471,7 +3149,29 @@
                 <w:sz w:val="18"/>
                 <w:szCs w:val="18"/>
               </w:rPr>
-              <w:t>[acc_borr_mtr_dir]</w:t>
+              <w:t>[</w:t>
+            </w:r>
+            <w:proofErr w:type="spellStart"/>
+            <w:r>
+              <w:rPr>
+                <w:b/>
+                <w:bCs/>
+                <w:color w:val="7A5C00"/>
+                <w:sz w:val="18"/>
+                <w:szCs w:val="18"/>
+              </w:rPr>
+              <w:t>acc_borr_mtr_dir</w:t>
+            </w:r>
+            <w:proofErr w:type="spellEnd"/>
+            <w:r>
+              <w:rPr>
+                <w:b/>
+                <w:bCs/>
+                <w:color w:val="7A5C00"/>
+                <w:sz w:val="18"/>
+                <w:szCs w:val="18"/>
+              </w:rPr>
+              <w:t>]</w:t>
             </w:r>
           </w:p>
         </w:tc>
@@ -2532,7 +3232,29 @@
                 <w:sz w:val="18"/>
                 <w:szCs w:val="18"/>
               </w:rPr>
-              <w:t>[acc_asa_dd]</w:t>
+              <w:t>[</w:t>
+            </w:r>
+            <w:proofErr w:type="spellStart"/>
+            <w:r>
+              <w:rPr>
+                <w:b/>
+                <w:bCs/>
+                <w:color w:val="1A6B1A"/>
+                <w:sz w:val="18"/>
+                <w:szCs w:val="18"/>
+              </w:rPr>
+              <w:t>acc_asa_dd</w:t>
+            </w:r>
+            <w:proofErr w:type="spellEnd"/>
+            <w:r>
+              <w:rPr>
+                <w:b/>
+                <w:bCs/>
+                <w:color w:val="1A6B1A"/>
+                <w:sz w:val="18"/>
+                <w:szCs w:val="18"/>
+              </w:rPr>
+              <w:t>]</w:t>
             </w:r>
           </w:p>
         </w:tc>
@@ -2595,7 +3317,29 @@
                 <w:sz w:val="18"/>
                 <w:szCs w:val="18"/>
               </w:rPr>
-              <w:t>[acc_asa_td]</w:t>
+              <w:t>[</w:t>
+            </w:r>
+            <w:proofErr w:type="spellStart"/>
+            <w:r>
+              <w:rPr>
+                <w:b/>
+                <w:bCs/>
+                <w:color w:val="1A6B1A"/>
+                <w:sz w:val="18"/>
+                <w:szCs w:val="18"/>
+              </w:rPr>
+              <w:t>acc_asa_td</w:t>
+            </w:r>
+            <w:proofErr w:type="spellEnd"/>
+            <w:r>
+              <w:rPr>
+                <w:b/>
+                <w:bCs/>
+                <w:color w:val="1A6B1A"/>
+                <w:sz w:val="18"/>
+                <w:szCs w:val="18"/>
+              </w:rPr>
+              <w:t>]</w:t>
             </w:r>
           </w:p>
         </w:tc>
@@ -2656,7 +3400,29 @@
                 <w:sz w:val="18"/>
                 <w:szCs w:val="18"/>
               </w:rPr>
-              <w:t>[acc_tapete_mala]</w:t>
+              <w:t>[</w:t>
+            </w:r>
+            <w:proofErr w:type="spellStart"/>
+            <w:r>
+              <w:rPr>
+                <w:b/>
+                <w:bCs/>
+                <w:color w:val="1A6B1A"/>
+                <w:sz w:val="18"/>
+                <w:szCs w:val="18"/>
+              </w:rPr>
+              <w:t>acc_tapete_mala</w:t>
+            </w:r>
+            <w:proofErr w:type="spellEnd"/>
+            <w:r>
+              <w:rPr>
+                <w:b/>
+                <w:bCs/>
+                <w:color w:val="1A6B1A"/>
+                <w:sz w:val="18"/>
+                <w:szCs w:val="18"/>
+              </w:rPr>
+              <w:t>]</w:t>
             </w:r>
           </w:p>
         </w:tc>
@@ -2717,7 +3483,29 @@
                 <w:sz w:val="18"/>
                 <w:szCs w:val="18"/>
               </w:rPr>
-              <w:t>[acc_tampa_parachoque]</w:t>
+              <w:t>[</w:t>
+            </w:r>
+            <w:proofErr w:type="spellStart"/>
+            <w:r>
+              <w:rPr>
+                <w:b/>
+                <w:bCs/>
+                <w:color w:val="1A6B1A"/>
+                <w:sz w:val="18"/>
+                <w:szCs w:val="18"/>
+              </w:rPr>
+              <w:t>acc_tampa_parachoque</w:t>
+            </w:r>
+            <w:proofErr w:type="spellEnd"/>
+            <w:r>
+              <w:rPr>
+                <w:b/>
+                <w:bCs/>
+                <w:color w:val="1A6B1A"/>
+                <w:sz w:val="18"/>
+                <w:szCs w:val="18"/>
+              </w:rPr>
+              <w:t>]</w:t>
             </w:r>
           </w:p>
         </w:tc>
@@ -2746,7 +3534,23 @@
                 <w:sz w:val="17"/>
                 <w:szCs w:val="17"/>
               </w:rPr>
-              <w:t>Borracha PSG Tras.</w:t>
+              <w:t xml:space="preserve">Borracha PSG </w:t>
+            </w:r>
+            <w:proofErr w:type="spellStart"/>
+            <w:r>
+              <w:rPr>
+                <w:sz w:val="17"/>
+                <w:szCs w:val="17"/>
+              </w:rPr>
+              <w:t>Tras</w:t>
+            </w:r>
+            <w:proofErr w:type="spellEnd"/>
+            <w:r>
+              <w:rPr>
+                <w:sz w:val="17"/>
+                <w:szCs w:val="17"/>
+              </w:rPr>
+              <w:t>.</w:t>
             </w:r>
           </w:p>
         </w:tc>
@@ -2780,7 +3584,29 @@
                 <w:sz w:val="18"/>
                 <w:szCs w:val="18"/>
               </w:rPr>
-              <w:t>[acc_borr_psg_tras]</w:t>
+              <w:t>[</w:t>
+            </w:r>
+            <w:proofErr w:type="spellStart"/>
+            <w:r>
+              <w:rPr>
+                <w:b/>
+                <w:bCs/>
+                <w:color w:val="1A6B1A"/>
+                <w:sz w:val="18"/>
+                <w:szCs w:val="18"/>
+              </w:rPr>
+              <w:t>acc_borr_psg_tras</w:t>
+            </w:r>
+            <w:proofErr w:type="spellEnd"/>
+            <w:r>
+              <w:rPr>
+                <w:b/>
+                <w:bCs/>
+                <w:color w:val="1A6B1A"/>
+                <w:sz w:val="18"/>
+                <w:szCs w:val="18"/>
+              </w:rPr>
+              <w:t>]</w:t>
             </w:r>
           </w:p>
         </w:tc>
@@ -2807,7 +3633,23 @@
                 <w:sz w:val="17"/>
                 <w:szCs w:val="17"/>
               </w:rPr>
-              <w:t>Borracha MTR Tras.</w:t>
+              <w:t xml:space="preserve">Borracha MTR </w:t>
+            </w:r>
+            <w:proofErr w:type="spellStart"/>
+            <w:r>
+              <w:rPr>
+                <w:sz w:val="17"/>
+                <w:szCs w:val="17"/>
+              </w:rPr>
+              <w:t>Tras</w:t>
+            </w:r>
+            <w:proofErr w:type="spellEnd"/>
+            <w:r>
+              <w:rPr>
+                <w:sz w:val="17"/>
+                <w:szCs w:val="17"/>
+              </w:rPr>
+              <w:t>.</w:t>
             </w:r>
           </w:p>
         </w:tc>
@@ -2841,7 +3683,29 @@
                 <w:sz w:val="18"/>
                 <w:szCs w:val="18"/>
               </w:rPr>
-              <w:t>[acc_borr_mtr_tras]</w:t>
+              <w:t>[</w:t>
+            </w:r>
+            <w:proofErr w:type="spellStart"/>
+            <w:r>
+              <w:rPr>
+                <w:b/>
+                <w:bCs/>
+                <w:color w:val="1A6B1A"/>
+                <w:sz w:val="18"/>
+                <w:szCs w:val="18"/>
+              </w:rPr>
+              <w:t>acc_borr_mtr_tras</w:t>
+            </w:r>
+            <w:proofErr w:type="spellEnd"/>
+            <w:r>
+              <w:rPr>
+                <w:b/>
+                <w:bCs/>
+                <w:color w:val="1A6B1A"/>
+                <w:sz w:val="18"/>
+                <w:szCs w:val="18"/>
+              </w:rPr>
+              <w:t>]</w:t>
             </w:r>
           </w:p>
         </w:tc>
@@ -2902,7 +3766,29 @@
                 <w:sz w:val="18"/>
                 <w:szCs w:val="18"/>
               </w:rPr>
-              <w:t>[acc_asa_de]</w:t>
+              <w:t>[</w:t>
+            </w:r>
+            <w:proofErr w:type="spellStart"/>
+            <w:r>
+              <w:rPr>
+                <w:b/>
+                <w:bCs/>
+                <w:color w:val="1A6B1A"/>
+                <w:sz w:val="18"/>
+                <w:szCs w:val="18"/>
+              </w:rPr>
+              <w:t>acc_asa_de</w:t>
+            </w:r>
+            <w:proofErr w:type="spellEnd"/>
+            <w:r>
+              <w:rPr>
+                <w:b/>
+                <w:bCs/>
+                <w:color w:val="1A6B1A"/>
+                <w:sz w:val="18"/>
+                <w:szCs w:val="18"/>
+              </w:rPr>
+              <w:t>]</w:t>
             </w:r>
           </w:p>
         </w:tc>
@@ -2965,7 +3851,29 @@
                 <w:sz w:val="18"/>
                 <w:szCs w:val="18"/>
               </w:rPr>
-              <w:t>[acc_asa_te]</w:t>
+              <w:t>[</w:t>
+            </w:r>
+            <w:proofErr w:type="spellStart"/>
+            <w:r>
+              <w:rPr>
+                <w:b/>
+                <w:bCs/>
+                <w:color w:val="1A6B1A"/>
+                <w:sz w:val="18"/>
+                <w:szCs w:val="18"/>
+              </w:rPr>
+              <w:t>acc_asa_te</w:t>
+            </w:r>
+            <w:proofErr w:type="spellEnd"/>
+            <w:r>
+              <w:rPr>
+                <w:b/>
+                <w:bCs/>
+                <w:color w:val="1A6B1A"/>
+                <w:sz w:val="18"/>
+                <w:szCs w:val="18"/>
+              </w:rPr>
+              <w:t>]</w:t>
             </w:r>
           </w:p>
         </w:tc>
@@ -3026,7 +3934,29 @@
                 <w:sz w:val="18"/>
                 <w:szCs w:val="18"/>
               </w:rPr>
-              <w:t>[acc_bagagito]</w:t>
+              <w:t>[</w:t>
+            </w:r>
+            <w:proofErr w:type="spellStart"/>
+            <w:r>
+              <w:rPr>
+                <w:b/>
+                <w:bCs/>
+                <w:color w:val="1A6B1A"/>
+                <w:sz w:val="18"/>
+                <w:szCs w:val="18"/>
+              </w:rPr>
+              <w:t>acc_bagagito</w:t>
+            </w:r>
+            <w:proofErr w:type="spellEnd"/>
+            <w:r>
+              <w:rPr>
+                <w:b/>
+                <w:bCs/>
+                <w:color w:val="1A6B1A"/>
+                <w:sz w:val="18"/>
+                <w:szCs w:val="18"/>
+              </w:rPr>
+              <w:t>]</w:t>
             </w:r>
           </w:p>
         </w:tc>
@@ -3087,7 +4017,29 @@
                 <w:sz w:val="18"/>
                 <w:szCs w:val="18"/>
               </w:rPr>
-              <w:t>[acc_lingueta]</w:t>
+              <w:t>[</w:t>
+            </w:r>
+            <w:proofErr w:type="spellStart"/>
+            <w:r>
+              <w:rPr>
+                <w:b/>
+                <w:bCs/>
+                <w:color w:val="1A6B1A"/>
+                <w:sz w:val="18"/>
+                <w:szCs w:val="18"/>
+              </w:rPr>
+              <w:t>acc_lingueta</w:t>
+            </w:r>
+            <w:proofErr w:type="spellEnd"/>
+            <w:r>
+              <w:rPr>
+                <w:b/>
+                <w:bCs/>
+                <w:color w:val="1A6B1A"/>
+                <w:sz w:val="18"/>
+                <w:szCs w:val="18"/>
+              </w:rPr>
+              <w:t>]</w:t>
             </w:r>
           </w:p>
         </w:tc>
@@ -3196,8 +4148,71 @@
                 <w:sz w:val="18"/>
                 <w:szCs w:val="18"/>
               </w:rPr>
-              <w:t>[obs_gerais]</w:t>
-            </w:r>
+              <w:t>[</w:t>
+            </w:r>
+            <w:proofErr w:type="spellStart"/>
+            <w:r>
+              <w:rPr>
+                <w:color w:val="333333"/>
+                <w:sz w:val="18"/>
+                <w:szCs w:val="18"/>
+              </w:rPr>
+              <w:t>obs_gerais</w:t>
+            </w:r>
+            <w:proofErr w:type="spellEnd"/>
+            <w:r>
+              <w:rPr>
+                <w:color w:val="333333"/>
+                <w:sz w:val="18"/>
+                <w:szCs w:val="18"/>
+              </w:rPr>
+              <w:t>]</w:t>
+            </w:r>
+          </w:p>
+          <w:p>
+            <w:pPr>
+              <w:rPr>
+                <w:color w:val="333333"/>
+                <w:sz w:val="18"/>
+                <w:szCs w:val="18"/>
+              </w:rPr>
+            </w:pPr>
+          </w:p>
+          <w:p>
+            <w:pPr>
+              <w:rPr>
+                <w:color w:val="333333"/>
+                <w:sz w:val="18"/>
+                <w:szCs w:val="18"/>
+              </w:rPr>
+            </w:pPr>
+          </w:p>
+          <w:p>
+            <w:pPr>
+              <w:rPr>
+                <w:color w:val="333333"/>
+                <w:sz w:val="18"/>
+                <w:szCs w:val="18"/>
+              </w:rPr>
+            </w:pPr>
+          </w:p>
+          <w:p>
+            <w:pPr>
+              <w:rPr>
+                <w:color w:val="333333"/>
+                <w:sz w:val="18"/>
+                <w:szCs w:val="18"/>
+              </w:rPr>
+            </w:pPr>
+          </w:p>
+          <w:p>
+            <w:pPr>
+              <w:rPr>
+                <w:color w:val="333333"/>
+                <w:sz w:val="18"/>
+                <w:szCs w:val="18"/>
+              </w:rPr>
+            </w:pPr>
           </w:p>
           <w:p>
             <w:pPr>
@@ -3248,6 +4263,7 @@
                 <w:sz w:val="18"/>
                 <w:szCs w:val="18"/>
               </w:rPr>
+              <w:lastRenderedPageBreak/>
               <w:t>Descrição Sintomas</w:t>
             </w:r>
           </w:p>
@@ -3284,15 +4300,36 @@
                 <w:sz w:val="18"/>
                 <w:szCs w:val="18"/>
               </w:rPr>
-              <w:t>[desc_sintomas]</w:t>
+              <w:t>[</w:t>
+            </w:r>
+            <w:proofErr w:type="spellStart"/>
+            <w:r>
+              <w:rPr>
+                <w:color w:val="333333"/>
+                <w:sz w:val="18"/>
+                <w:szCs w:val="18"/>
+              </w:rPr>
+              <w:t>desc_sintomas</w:t>
+            </w:r>
+            <w:proofErr w:type="spellEnd"/>
+            <w:r>
+              <w:rPr>
+                <w:color w:val="333333"/>
+                <w:sz w:val="18"/>
+                <w:szCs w:val="18"/>
+              </w:rPr>
+              <w:t>]</w:t>
             </w:r>
           </w:p>
           <w:p/>
           <w:p/>
+          <w:p/>
+          <w:p/>
+          <w:p/>
+          <w:p/>
         </w:tc>
       </w:tr>
     </w:tbl>
-    <w:p/>
     <w:p>
       <w:pPr>
         <w:pBdr>
@@ -3304,18 +4341,17 @@
         <w:rPr>
           <w:noProof/>
         </w:rPr>
-        <w:lastRenderedPageBreak/>
         <w:drawing>
-          <wp:anchor distT="0" distB="0" distL="114300" distR="114300" simplePos="0" relativeHeight="251660288" behindDoc="0" locked="0" layoutInCell="1" allowOverlap="1" wp14:anchorId="1E4C55E6" wp14:editId="099E8359">
+          <wp:anchor distT="0" distB="0" distL="114300" distR="114300" simplePos="0" relativeHeight="251660288" behindDoc="0" locked="0" layoutInCell="1" allowOverlap="1" wp14:anchorId="1E4C55E6" wp14:editId="73E5EC11">
             <wp:simplePos x="0" y="0"/>
             <wp:positionH relativeFrom="margin">
-              <wp:posOffset>3756025</wp:posOffset>
+              <wp:align>right</wp:align>
             </wp:positionH>
             <wp:positionV relativeFrom="page">
-              <wp:posOffset>1057275</wp:posOffset>
+              <wp:posOffset>2237740</wp:posOffset>
             </wp:positionV>
-            <wp:extent cx="2686050" cy="3467100"/>
-            <wp:effectExtent l="0" t="0" r="0" b="0"/>
+            <wp:extent cx="2686050" cy="3552825"/>
+            <wp:effectExtent l="0" t="0" r="0" b="9525"/>
             <wp:wrapSquare wrapText="bothSides"/>
             <wp:docPr id="17" name="image7.jpg" title="Imagem">
               <a:extLst xmlns:a="http://schemas.openxmlformats.org/drawingml/2006/main">
@@ -3353,7 +4389,149 @@
                   <pic:spPr>
                     <a:xfrm>
                       <a:off x="0" y="0"/>
-                      <a:ext cx="2686050" cy="3467100"/>
+                      <a:ext cx="2686050" cy="3552825"/>
+                    </a:xfrm>
+                    <a:prstGeom prst="rect">
+                      <a:avLst/>
+                    </a:prstGeom>
+                    <a:noFill/>
+                  </pic:spPr>
+                </pic:pic>
+              </a:graphicData>
+            </a:graphic>
+            <wp14:sizeRelH relativeFrom="margin">
+              <wp14:pctWidth>0</wp14:pctWidth>
+            </wp14:sizeRelH>
+            <wp14:sizeRelV relativeFrom="margin">
+              <wp14:pctHeight>0</wp14:pctHeight>
+            </wp14:sizeRelV>
+          </wp:anchor>
+        </w:drawing>
+      </w:r>
+      <w:r>
+        <w:rPr>
+          <w:noProof/>
+        </w:rPr>
+        <w:drawing>
+          <wp:anchor distT="0" distB="0" distL="114300" distR="114300" simplePos="0" relativeHeight="251659264" behindDoc="0" locked="0" layoutInCell="1" allowOverlap="1" wp14:anchorId="5A473A9B" wp14:editId="0B163F8B">
+            <wp:simplePos x="0" y="0"/>
+            <wp:positionH relativeFrom="margin">
+              <wp:posOffset>-206375</wp:posOffset>
+            </wp:positionH>
+            <wp:positionV relativeFrom="page">
+              <wp:posOffset>4048125</wp:posOffset>
+            </wp:positionV>
+            <wp:extent cx="3790950" cy="1733550"/>
+            <wp:effectExtent l="0" t="0" r="0" b="0"/>
+            <wp:wrapSquare wrapText="bothSides"/>
+            <wp:docPr id="18" name="image15.png" title="Imagem">
+              <a:extLst xmlns:a="http://schemas.openxmlformats.org/drawingml/2006/main">
+                <a:ext uri="{FF2B5EF4-FFF2-40B4-BE49-F238E27FC236}">
+                  <a16:creationId xmlns:a16="http://schemas.microsoft.com/office/drawing/2014/main" id="{00000000-0008-0000-0000-000012000000}"/>
+                </a:ext>
+              </a:extLst>
+            </wp:docPr>
+            <wp:cNvGraphicFramePr/>
+            <a:graphic xmlns:a="http://schemas.openxmlformats.org/drawingml/2006/main">
+              <a:graphicData uri="http://schemas.openxmlformats.org/drawingml/2006/picture">
+                <pic:pic xmlns:pic="http://schemas.openxmlformats.org/drawingml/2006/picture">
+                  <pic:nvPicPr>
+                    <pic:cNvPr id="18" name="image15.png" title="Imagem">
+                      <a:extLst>
+                        <a:ext uri="{FF2B5EF4-FFF2-40B4-BE49-F238E27FC236}">
+                          <a16:creationId xmlns:a16="http://schemas.microsoft.com/office/drawing/2014/main" id="{00000000-0008-0000-0000-000012000000}"/>
+                        </a:ext>
+                      </a:extLst>
+                    </pic:cNvPr>
+                    <pic:cNvPicPr preferRelativeResize="0"/>
+                  </pic:nvPicPr>
+                  <pic:blipFill>
+                    <a:blip r:embed="rId7" cstate="print">
+                      <a:extLst>
+                        <a:ext uri="{28A0092B-C50C-407E-A947-70E740481C1C}">
+                          <a14:useLocalDpi xmlns:a14="http://schemas.microsoft.com/office/drawing/2010/main" val="0"/>
+                        </a:ext>
+                      </a:extLst>
+                    </a:blip>
+                    <a:stretch>
+                      <a:fillRect/>
+                    </a:stretch>
+                  </pic:blipFill>
+                  <pic:spPr>
+                    <a:xfrm>
+                      <a:off x="0" y="0"/>
+                      <a:ext cx="3790950" cy="1733550"/>
+                    </a:xfrm>
+                    <a:prstGeom prst="rect">
+                      <a:avLst/>
+                    </a:prstGeom>
+                    <a:noFill/>
+                  </pic:spPr>
+                </pic:pic>
+              </a:graphicData>
+            </a:graphic>
+            <wp14:sizeRelH relativeFrom="margin">
+              <wp14:pctWidth>0</wp14:pctWidth>
+            </wp14:sizeRelH>
+            <wp14:sizeRelV relativeFrom="margin">
+              <wp14:pctHeight>0</wp14:pctHeight>
+            </wp14:sizeRelV>
+          </wp:anchor>
+        </w:drawing>
+      </w:r>
+      <w:r>
+        <w:rPr>
+          <w:noProof/>
+        </w:rPr>
+        <w:drawing>
+          <wp:anchor distT="0" distB="0" distL="114300" distR="114300" simplePos="0" relativeHeight="251658240" behindDoc="0" locked="0" layoutInCell="1" allowOverlap="1" wp14:anchorId="4E16B9B9" wp14:editId="40EFD024">
+            <wp:simplePos x="0" y="0"/>
+            <wp:positionH relativeFrom="margin">
+              <wp:posOffset>-187325</wp:posOffset>
+            </wp:positionH>
+            <wp:positionV relativeFrom="page">
+              <wp:posOffset>2219325</wp:posOffset>
+            </wp:positionV>
+            <wp:extent cx="3752850" cy="1755140"/>
+            <wp:effectExtent l="0" t="0" r="0" b="0"/>
+            <wp:wrapSquare wrapText="bothSides"/>
+            <wp:docPr id="19" name="image10.png" title="Imagem">
+              <a:extLst xmlns:a="http://schemas.openxmlformats.org/drawingml/2006/main">
+                <a:ext uri="{FF2B5EF4-FFF2-40B4-BE49-F238E27FC236}">
+                  <a16:creationId xmlns:a16="http://schemas.microsoft.com/office/drawing/2014/main" id="{00000000-0008-0000-0000-000013000000}"/>
+                </a:ext>
+              </a:extLst>
+            </wp:docPr>
+            <wp:cNvGraphicFramePr/>
+            <a:graphic xmlns:a="http://schemas.openxmlformats.org/drawingml/2006/main">
+              <a:graphicData uri="http://schemas.openxmlformats.org/drawingml/2006/picture">
+                <pic:pic xmlns:pic="http://schemas.openxmlformats.org/drawingml/2006/picture">
+                  <pic:nvPicPr>
+                    <pic:cNvPr id="19" name="image10.png" title="Imagem">
+                      <a:extLst>
+                        <a:ext uri="{FF2B5EF4-FFF2-40B4-BE49-F238E27FC236}">
+                          <a16:creationId xmlns:a16="http://schemas.microsoft.com/office/drawing/2014/main" id="{00000000-0008-0000-0000-000013000000}"/>
+                        </a:ext>
+                      </a:extLst>
+                    </pic:cNvPr>
+                    <pic:cNvPicPr preferRelativeResize="0"/>
+                  </pic:nvPicPr>
+                  <pic:blipFill>
+                    <a:blip r:embed="rId8" cstate="print">
+                      <a:extLst>
+                        <a:ext uri="{28A0092B-C50C-407E-A947-70E740481C1C}">
+                          <a14:useLocalDpi xmlns:a14="http://schemas.microsoft.com/office/drawing/2010/main" val="0"/>
+                        </a:ext>
+                      </a:extLst>
+                    </a:blip>
+                    <a:stretch>
+                      <a:fillRect/>
+                    </a:stretch>
+                  </pic:blipFill>
+                  <pic:spPr>
+                    <a:xfrm>
+                      <a:off x="0" y="0"/>
+                      <a:ext cx="3752850" cy="1755140"/>
                     </a:xfrm>
                     <a:prstGeom prst="rect">
                       <a:avLst/>
@@ -3388,6 +4566,27 @@
         <w:pBdr>
           <w:bottom w:val="single" w:sz="6" w:space="4" w:color="2C5F8A"/>
         </w:pBdr>
+        <w:tabs>
+          <w:tab w:val="left" w:pos="3660"/>
+        </w:tabs>
+        <w:spacing w:before="280" w:after="100"/>
+        <w:rPr>
+          <w:b/>
+          <w:bCs/>
+          <w:color w:val="2C5F8A"/>
+          <w:sz w:val="22"/>
+          <w:szCs w:val="22"/>
+        </w:rPr>
+      </w:pPr>
+    </w:p>
+    <w:p>
+      <w:pPr>
+        <w:pBdr>
+          <w:bottom w:val="single" w:sz="6" w:space="4" w:color="2C5F8A"/>
+        </w:pBdr>
+        <w:tabs>
+          <w:tab w:val="left" w:pos="3660"/>
+        </w:tabs>
         <w:spacing w:before="280" w:after="100"/>
         <w:rPr>
           <w:b/>
@@ -3399,151 +4598,14 @@
       </w:pPr>
       <w:r>
         <w:rPr>
-          <w:noProof/>
+          <w:b/>
+          <w:bCs/>
+          <w:color w:val="2C5F8A"/>
+          <w:sz w:val="22"/>
+          <w:szCs w:val="22"/>
         </w:rPr>
-        <w:drawing>
-          <wp:anchor distT="0" distB="0" distL="114300" distR="114300" simplePos="0" relativeHeight="251658240" behindDoc="0" locked="0" layoutInCell="1" allowOverlap="1" wp14:anchorId="4E16B9B9" wp14:editId="5792846F">
-            <wp:simplePos x="0" y="0"/>
-            <wp:positionH relativeFrom="margin">
-              <wp:posOffset>-34925</wp:posOffset>
-            </wp:positionH>
-            <wp:positionV relativeFrom="page">
-              <wp:posOffset>1038225</wp:posOffset>
-            </wp:positionV>
-            <wp:extent cx="3752850" cy="1755140"/>
-            <wp:effectExtent l="0" t="0" r="0" b="0"/>
-            <wp:wrapSquare wrapText="bothSides"/>
-            <wp:docPr id="19" name="image10.png" title="Imagem">
-              <a:extLst xmlns:a="http://schemas.openxmlformats.org/drawingml/2006/main">
-                <a:ext uri="{FF2B5EF4-FFF2-40B4-BE49-F238E27FC236}">
-                  <a16:creationId xmlns:a16="http://schemas.microsoft.com/office/drawing/2014/main" id="{00000000-0008-0000-0000-000013000000}"/>
-                </a:ext>
-              </a:extLst>
-            </wp:docPr>
-            <wp:cNvGraphicFramePr/>
-            <a:graphic xmlns:a="http://schemas.openxmlformats.org/drawingml/2006/main">
-              <a:graphicData uri="http://schemas.openxmlformats.org/drawingml/2006/picture">
-                <pic:pic xmlns:pic="http://schemas.openxmlformats.org/drawingml/2006/picture">
-                  <pic:nvPicPr>
-                    <pic:cNvPr id="19" name="image10.png" title="Imagem">
-                      <a:extLst>
-                        <a:ext uri="{FF2B5EF4-FFF2-40B4-BE49-F238E27FC236}">
-                          <a16:creationId xmlns:a16="http://schemas.microsoft.com/office/drawing/2014/main" id="{00000000-0008-0000-0000-000013000000}"/>
-                        </a:ext>
-                      </a:extLst>
-                    </pic:cNvPr>
-                    <pic:cNvPicPr preferRelativeResize="0"/>
-                  </pic:nvPicPr>
-                  <pic:blipFill>
-                    <a:blip r:embed="rId7" cstate="print">
-                      <a:extLst>
-                        <a:ext uri="{28A0092B-C50C-407E-A947-70E740481C1C}">
-                          <a14:useLocalDpi xmlns:a14="http://schemas.microsoft.com/office/drawing/2010/main" val="0"/>
-                        </a:ext>
-                      </a:extLst>
-                    </a:blip>
-                    <a:stretch>
-                      <a:fillRect/>
-                    </a:stretch>
-                  </pic:blipFill>
-                  <pic:spPr>
-                    <a:xfrm>
-                      <a:off x="0" y="0"/>
-                      <a:ext cx="3752850" cy="1755140"/>
-                    </a:xfrm>
-                    <a:prstGeom prst="rect">
-                      <a:avLst/>
-                    </a:prstGeom>
-                    <a:noFill/>
-                  </pic:spPr>
-                </pic:pic>
-              </a:graphicData>
-            </a:graphic>
-            <wp14:sizeRelH relativeFrom="margin">
-              <wp14:pctWidth>0</wp14:pctWidth>
-            </wp14:sizeRelH>
-          </wp:anchor>
-        </w:drawing>
+        <w:t>6. ASSINATURAS</w:t>
       </w:r>
-      <w:r>
-        <w:rPr>
-          <w:noProof/>
-        </w:rPr>
-        <w:drawing>
-          <wp:anchor distT="0" distB="0" distL="114300" distR="114300" simplePos="0" relativeHeight="251659264" behindDoc="0" locked="0" layoutInCell="1" allowOverlap="1" wp14:anchorId="5A473A9B" wp14:editId="178D6EBC">
-            <wp:simplePos x="0" y="0"/>
-            <wp:positionH relativeFrom="margin">
-              <wp:posOffset>47625</wp:posOffset>
-            </wp:positionH>
-            <wp:positionV relativeFrom="page">
-              <wp:posOffset>2867025</wp:posOffset>
-            </wp:positionV>
-            <wp:extent cx="3543300" cy="1733550"/>
-            <wp:effectExtent l="0" t="0" r="0" b="0"/>
-            <wp:wrapSquare wrapText="bothSides"/>
-            <wp:docPr id="18" name="image15.png" title="Imagem">
-              <a:extLst xmlns:a="http://schemas.openxmlformats.org/drawingml/2006/main">
-                <a:ext uri="{FF2B5EF4-FFF2-40B4-BE49-F238E27FC236}">
-                  <a16:creationId xmlns:a16="http://schemas.microsoft.com/office/drawing/2014/main" id="{00000000-0008-0000-0000-000012000000}"/>
-                </a:ext>
-              </a:extLst>
-            </wp:docPr>
-            <wp:cNvGraphicFramePr/>
-            <a:graphic xmlns:a="http://schemas.openxmlformats.org/drawingml/2006/main">
-              <a:graphicData uri="http://schemas.openxmlformats.org/drawingml/2006/picture">
-                <pic:pic xmlns:pic="http://schemas.openxmlformats.org/drawingml/2006/picture">
-                  <pic:nvPicPr>
-                    <pic:cNvPr id="18" name="image15.png" title="Imagem">
-                      <a:extLst>
-                        <a:ext uri="{FF2B5EF4-FFF2-40B4-BE49-F238E27FC236}">
-                          <a16:creationId xmlns:a16="http://schemas.microsoft.com/office/drawing/2014/main" id="{00000000-0008-0000-0000-000012000000}"/>
-                        </a:ext>
-                      </a:extLst>
-                    </pic:cNvPr>
-                    <pic:cNvPicPr preferRelativeResize="0"/>
-                  </pic:nvPicPr>
-                  <pic:blipFill>
-                    <a:blip r:embed="rId8" cstate="print">
-                      <a:extLst>
-                        <a:ext uri="{28A0092B-C50C-407E-A947-70E740481C1C}">
-                          <a14:useLocalDpi xmlns:a14="http://schemas.microsoft.com/office/drawing/2010/main" val="0"/>
-                        </a:ext>
-                      </a:extLst>
-                    </a:blip>
-                    <a:stretch>
-                      <a:fillRect/>
-                    </a:stretch>
-                  </pic:blipFill>
-                  <pic:spPr>
-                    <a:xfrm>
-                      <a:off x="0" y="0"/>
-                      <a:ext cx="3543300" cy="1733550"/>
-                    </a:xfrm>
-                    <a:prstGeom prst="rect">
-                      <a:avLst/>
-                    </a:prstGeom>
-                    <a:noFill/>
-                  </pic:spPr>
-                </pic:pic>
-              </a:graphicData>
-            </a:graphic>
-            <wp14:sizeRelH relativeFrom="margin">
-              <wp14:pctWidth>0</wp14:pctWidth>
-            </wp14:sizeRelH>
-            <wp14:sizeRelV relativeFrom="margin">
-              <wp14:pctHeight>0</wp14:pctHeight>
-            </wp14:sizeRelV>
-          </wp:anchor>
-        </w:drawing>
-      </w:r>
-    </w:p>
-    <w:p>
-      <w:pPr>
-        <w:pBdr>
-          <w:bottom w:val="single" w:sz="6" w:space="4" w:color="2C5F8A"/>
-        </w:pBdr>
-        <w:spacing w:before="280" w:after="100"/>
-      </w:pPr>
       <w:r>
         <w:rPr>
           <w:b/>
@@ -3552,7 +4614,7 @@
           <w:sz w:val="22"/>
           <w:szCs w:val="22"/>
         </w:rPr>
-        <w:t>6. ASSINATURAS</w:t>
+        <w:tab/>
       </w:r>
     </w:p>
     <w:tbl>
@@ -3712,6 +4774,104 @@
     </w:tbl>
     <w:p>
       <w:pPr>
+        <w:rPr>
+          <w:b/>
+          <w:bCs/>
+          <w:color w:val="2C5F8A"/>
+          <w:sz w:val="22"/>
+          <w:szCs w:val="22"/>
+        </w:rPr>
+      </w:pPr>
+    </w:p>
+    <w:p>
+      <w:pPr>
+        <w:rPr>
+          <w:b/>
+          <w:bCs/>
+          <w:color w:val="2C5F8A"/>
+          <w:sz w:val="22"/>
+          <w:szCs w:val="22"/>
+        </w:rPr>
+      </w:pPr>
+    </w:p>
+    <w:p>
+      <w:pPr>
+        <w:rPr>
+          <w:b/>
+          <w:bCs/>
+          <w:color w:val="2C5F8A"/>
+          <w:sz w:val="22"/>
+          <w:szCs w:val="22"/>
+        </w:rPr>
+      </w:pPr>
+    </w:p>
+    <w:p>
+      <w:pPr>
+        <w:rPr>
+          <w:b/>
+          <w:bCs/>
+          <w:color w:val="2C5F8A"/>
+          <w:sz w:val="22"/>
+          <w:szCs w:val="22"/>
+        </w:rPr>
+      </w:pPr>
+    </w:p>
+    <w:p>
+      <w:pPr>
+        <w:rPr>
+          <w:b/>
+          <w:bCs/>
+          <w:color w:val="2C5F8A"/>
+          <w:sz w:val="22"/>
+          <w:szCs w:val="22"/>
+        </w:rPr>
+      </w:pPr>
+    </w:p>
+    <w:p>
+      <w:pPr>
+        <w:rPr>
+          <w:b/>
+          <w:bCs/>
+          <w:color w:val="2C5F8A"/>
+          <w:sz w:val="22"/>
+          <w:szCs w:val="22"/>
+        </w:rPr>
+      </w:pPr>
+    </w:p>
+    <w:p>
+      <w:pPr>
+        <w:rPr>
+          <w:b/>
+          <w:bCs/>
+          <w:color w:val="2C5F8A"/>
+          <w:sz w:val="22"/>
+          <w:szCs w:val="22"/>
+        </w:rPr>
+      </w:pPr>
+    </w:p>
+    <w:p>
+      <w:pPr>
+        <w:rPr>
+          <w:b/>
+          <w:bCs/>
+          <w:color w:val="2C5F8A"/>
+          <w:sz w:val="22"/>
+          <w:szCs w:val="22"/>
+        </w:rPr>
+      </w:pPr>
+      <w:r>
+        <w:rPr>
+          <w:b/>
+          <w:bCs/>
+          <w:color w:val="2C5F8A"/>
+          <w:sz w:val="22"/>
+          <w:szCs w:val="22"/>
+        </w:rPr>
+        <w:br w:type="page"/>
+      </w:r>
+    </w:p>
+    <w:p>
+      <w:pPr>
         <w:pBdr>
           <w:bottom w:val="single" w:sz="6" w:space="4" w:color="2C5F8A"/>
         </w:pBdr>
@@ -3728,6 +4888,7 @@
           <w:sz w:val="22"/>
           <w:szCs w:val="22"/>
         </w:rPr>
+        <w:lastRenderedPageBreak/>
         <w:t xml:space="preserve">7. </w:t>
       </w:r>
       <w:r>

--- a/docx_templates/VISTORIA_TEMPLATE1_marcado.docx
+++ b/docx_templates/VISTORIA_TEMPLATE1_marcado.docx
@@ -4178,60 +4178,7 @@
               </w:rPr>
             </w:pPr>
           </w:p>
-          <w:p>
-            <w:pPr>
-              <w:rPr>
-                <w:color w:val="333333"/>
-                <w:sz w:val="18"/>
-                <w:szCs w:val="18"/>
-              </w:rPr>
-            </w:pPr>
-          </w:p>
-          <w:p>
-            <w:pPr>
-              <w:rPr>
-                <w:color w:val="333333"/>
-                <w:sz w:val="18"/>
-                <w:szCs w:val="18"/>
-              </w:rPr>
-            </w:pPr>
-          </w:p>
-          <w:p>
-            <w:pPr>
-              <w:rPr>
-                <w:color w:val="333333"/>
-                <w:sz w:val="18"/>
-                <w:szCs w:val="18"/>
-              </w:rPr>
-            </w:pPr>
-          </w:p>
-          <w:p>
-            <w:pPr>
-              <w:rPr>
-                <w:color w:val="333333"/>
-                <w:sz w:val="18"/>
-                <w:szCs w:val="18"/>
-              </w:rPr>
-            </w:pPr>
-          </w:p>
-          <w:p>
-            <w:pPr>
-              <w:rPr>
-                <w:color w:val="333333"/>
-                <w:sz w:val="18"/>
-                <w:szCs w:val="18"/>
-              </w:rPr>
-            </w:pPr>
-          </w:p>
-          <w:p>
-            <w:pPr>
-              <w:rPr>
-                <w:color w:val="333333"/>
-                <w:sz w:val="18"/>
-                <w:szCs w:val="18"/>
-              </w:rPr>
-            </w:pPr>
-          </w:p>
+          <w:p/>
           <w:p/>
         </w:tc>
       </w:tr>
@@ -4263,7 +4210,6 @@
                 <w:sz w:val="18"/>
                 <w:szCs w:val="18"/>
               </w:rPr>
-              <w:lastRenderedPageBreak/>
               <w:t>Descrição Sintomas</w:t>
             </w:r>
           </w:p>
@@ -4324,12 +4270,114 @@
           <w:p/>
           <w:p/>
           <w:p/>
-          <w:p/>
-          <w:p/>
-          <w:p/>
         </w:tc>
       </w:tr>
     </w:tbl>
+    <w:p>
+      <w:pPr>
+        <w:pBdr>
+          <w:bottom w:val="single" w:sz="6" w:space="4" w:color="2C5F8A"/>
+        </w:pBdr>
+        <w:spacing w:before="280" w:after="100"/>
+        <w:rPr>
+          <w:b/>
+          <w:bCs/>
+          <w:color w:val="2C5F8A"/>
+          <w:sz w:val="22"/>
+          <w:szCs w:val="22"/>
+        </w:rPr>
+      </w:pPr>
+    </w:p>
+    <w:p>
+      <w:pPr>
+        <w:pBdr>
+          <w:bottom w:val="single" w:sz="6" w:space="4" w:color="2C5F8A"/>
+        </w:pBdr>
+        <w:spacing w:before="280" w:after="100"/>
+        <w:rPr>
+          <w:b/>
+          <w:bCs/>
+          <w:color w:val="2C5F8A"/>
+          <w:sz w:val="22"/>
+          <w:szCs w:val="22"/>
+        </w:rPr>
+      </w:pPr>
+    </w:p>
+    <w:p>
+      <w:pPr>
+        <w:pBdr>
+          <w:bottom w:val="single" w:sz="6" w:space="4" w:color="2C5F8A"/>
+        </w:pBdr>
+        <w:spacing w:before="280" w:after="100"/>
+        <w:rPr>
+          <w:b/>
+          <w:bCs/>
+          <w:color w:val="2C5F8A"/>
+          <w:sz w:val="22"/>
+          <w:szCs w:val="22"/>
+        </w:rPr>
+      </w:pPr>
+    </w:p>
+    <w:p>
+      <w:pPr>
+        <w:pBdr>
+          <w:bottom w:val="single" w:sz="6" w:space="4" w:color="2C5F8A"/>
+        </w:pBdr>
+        <w:spacing w:before="280" w:after="100"/>
+        <w:rPr>
+          <w:b/>
+          <w:bCs/>
+          <w:color w:val="2C5F8A"/>
+          <w:sz w:val="22"/>
+          <w:szCs w:val="22"/>
+        </w:rPr>
+      </w:pPr>
+    </w:p>
+    <w:p>
+      <w:pPr>
+        <w:pBdr>
+          <w:bottom w:val="single" w:sz="6" w:space="4" w:color="2C5F8A"/>
+        </w:pBdr>
+        <w:spacing w:before="280" w:after="100"/>
+        <w:rPr>
+          <w:b/>
+          <w:bCs/>
+          <w:color w:val="2C5F8A"/>
+          <w:sz w:val="22"/>
+          <w:szCs w:val="22"/>
+        </w:rPr>
+      </w:pPr>
+    </w:p>
+    <w:p>
+      <w:pPr>
+        <w:pBdr>
+          <w:bottom w:val="single" w:sz="6" w:space="4" w:color="2C5F8A"/>
+        </w:pBdr>
+        <w:spacing w:before="280" w:after="100"/>
+        <w:rPr>
+          <w:b/>
+          <w:bCs/>
+          <w:color w:val="2C5F8A"/>
+          <w:sz w:val="22"/>
+          <w:szCs w:val="22"/>
+        </w:rPr>
+      </w:pPr>
+    </w:p>
+    <w:p>
+      <w:pPr>
+        <w:pBdr>
+          <w:bottom w:val="single" w:sz="6" w:space="4" w:color="2C5F8A"/>
+        </w:pBdr>
+        <w:spacing w:before="280" w:after="100"/>
+        <w:rPr>
+          <w:b/>
+          <w:bCs/>
+          <w:color w:val="2C5F8A"/>
+          <w:sz w:val="22"/>
+          <w:szCs w:val="22"/>
+        </w:rPr>
+      </w:pPr>
+    </w:p>
     <w:p>
       <w:pPr>
         <w:pBdr>
@@ -4339,16 +4387,62 @@
       </w:pPr>
       <w:r>
         <w:rPr>
+          <w:b/>
+          <w:bCs/>
+          <w:color w:val="2C5F8A"/>
+          <w:sz w:val="22"/>
+          <w:szCs w:val="22"/>
+        </w:rPr>
+        <w:t>5. DANOS OU AVARIAS INTERNAS DO VEÍCULO:</w:t>
+      </w:r>
+    </w:p>
+    <w:p>
+      <w:pPr>
+        <w:pBdr>
+          <w:bottom w:val="single" w:sz="6" w:space="4" w:color="2C5F8A"/>
+        </w:pBdr>
+        <w:tabs>
+          <w:tab w:val="left" w:pos="3660"/>
+        </w:tabs>
+        <w:spacing w:before="280" w:after="100"/>
+        <w:rPr>
+          <w:b/>
+          <w:bCs/>
+          <w:color w:val="2C5F8A"/>
+          <w:sz w:val="22"/>
+          <w:szCs w:val="22"/>
+        </w:rPr>
+      </w:pPr>
+    </w:p>
+    <w:p>
+      <w:pPr>
+        <w:pBdr>
+          <w:bottom w:val="single" w:sz="6" w:space="4" w:color="2C5F8A"/>
+        </w:pBdr>
+        <w:tabs>
+          <w:tab w:val="left" w:pos="3660"/>
+        </w:tabs>
+        <w:spacing w:before="280" w:after="100"/>
+        <w:rPr>
+          <w:b/>
+          <w:bCs/>
+          <w:color w:val="2C5F8A"/>
+          <w:sz w:val="22"/>
+          <w:szCs w:val="22"/>
+        </w:rPr>
+      </w:pPr>
+      <w:r>
+        <w:rPr>
           <w:noProof/>
         </w:rPr>
         <w:drawing>
-          <wp:anchor distT="0" distB="0" distL="114300" distR="114300" simplePos="0" relativeHeight="251660288" behindDoc="0" locked="0" layoutInCell="1" allowOverlap="1" wp14:anchorId="1E4C55E6" wp14:editId="73E5EC11">
+          <wp:anchor distT="0" distB="0" distL="114300" distR="114300" simplePos="0" relativeHeight="251660288" behindDoc="0" locked="0" layoutInCell="1" allowOverlap="1" wp14:anchorId="1E4C55E6" wp14:editId="43F2323C">
             <wp:simplePos x="0" y="0"/>
             <wp:positionH relativeFrom="margin">
-              <wp:align>right</wp:align>
+              <wp:posOffset>3604260</wp:posOffset>
             </wp:positionH>
             <wp:positionV relativeFrom="page">
-              <wp:posOffset>2237740</wp:posOffset>
+              <wp:posOffset>3352165</wp:posOffset>
             </wp:positionV>
             <wp:extent cx="2686050" cy="3552825"/>
             <wp:effectExtent l="0" t="0" r="0" b="9525"/>
@@ -4413,13 +4507,13 @@
           <w:noProof/>
         </w:rPr>
         <w:drawing>
-          <wp:anchor distT="0" distB="0" distL="114300" distR="114300" simplePos="0" relativeHeight="251659264" behindDoc="0" locked="0" layoutInCell="1" allowOverlap="1" wp14:anchorId="5A473A9B" wp14:editId="0B163F8B">
+          <wp:anchor distT="0" distB="0" distL="114300" distR="114300" simplePos="0" relativeHeight="251659264" behindDoc="0" locked="0" layoutInCell="1" allowOverlap="1" wp14:anchorId="5A473A9B" wp14:editId="5F7C706F">
             <wp:simplePos x="0" y="0"/>
             <wp:positionH relativeFrom="margin">
               <wp:posOffset>-206375</wp:posOffset>
             </wp:positionH>
             <wp:positionV relativeFrom="page">
-              <wp:posOffset>4048125</wp:posOffset>
+              <wp:posOffset>5162550</wp:posOffset>
             </wp:positionV>
             <wp:extent cx="3790950" cy="1733550"/>
             <wp:effectExtent l="0" t="0" r="0" b="0"/>
@@ -4484,13 +4578,13 @@
           <w:noProof/>
         </w:rPr>
         <w:drawing>
-          <wp:anchor distT="0" distB="0" distL="114300" distR="114300" simplePos="0" relativeHeight="251658240" behindDoc="0" locked="0" layoutInCell="1" allowOverlap="1" wp14:anchorId="4E16B9B9" wp14:editId="40EFD024">
+          <wp:anchor distT="0" distB="0" distL="114300" distR="114300" simplePos="0" relativeHeight="251658240" behindDoc="0" locked="0" layoutInCell="1" allowOverlap="1" wp14:anchorId="4E16B9B9" wp14:editId="622DF076">
             <wp:simplePos x="0" y="0"/>
             <wp:positionH relativeFrom="margin">
               <wp:posOffset>-187325</wp:posOffset>
             </wp:positionH>
             <wp:positionV relativeFrom="page">
-              <wp:posOffset>2219325</wp:posOffset>
+              <wp:posOffset>3333750</wp:posOffset>
             </wp:positionV>
             <wp:extent cx="3752850" cy="1755140"/>
             <wp:effectExtent l="0" t="0" r="0" b="0"/>
@@ -4550,52 +4644,6 @@
           </wp:anchor>
         </w:drawing>
       </w:r>
-      <w:r>
-        <w:rPr>
-          <w:b/>
-          <w:bCs/>
-          <w:color w:val="2C5F8A"/>
-          <w:sz w:val="22"/>
-          <w:szCs w:val="22"/>
-        </w:rPr>
-        <w:t>5. DANOS OU AVARIAS INTERNAS DO VEÍCULO:</w:t>
-      </w:r>
-    </w:p>
-    <w:p>
-      <w:pPr>
-        <w:pBdr>
-          <w:bottom w:val="single" w:sz="6" w:space="4" w:color="2C5F8A"/>
-        </w:pBdr>
-        <w:tabs>
-          <w:tab w:val="left" w:pos="3660"/>
-        </w:tabs>
-        <w:spacing w:before="280" w:after="100"/>
-        <w:rPr>
-          <w:b/>
-          <w:bCs/>
-          <w:color w:val="2C5F8A"/>
-          <w:sz w:val="22"/>
-          <w:szCs w:val="22"/>
-        </w:rPr>
-      </w:pPr>
-    </w:p>
-    <w:p>
-      <w:pPr>
-        <w:pBdr>
-          <w:bottom w:val="single" w:sz="6" w:space="4" w:color="2C5F8A"/>
-        </w:pBdr>
-        <w:tabs>
-          <w:tab w:val="left" w:pos="3660"/>
-        </w:tabs>
-        <w:spacing w:before="280" w:after="100"/>
-        <w:rPr>
-          <w:b/>
-          <w:bCs/>
-          <w:color w:val="2C5F8A"/>
-          <w:sz w:val="22"/>
-          <w:szCs w:val="22"/>
-        </w:rPr>
-      </w:pPr>
       <w:r>
         <w:rPr>
           <w:b/>

--- a/docx_templates/VISTORIA_TEMPLATE1_marcado.docx
+++ b/docx_templates/VISTORIA_TEMPLATE1_marcado.docx
@@ -153,8 +153,8 @@
       </w:tblPr>
       <w:tblGrid>
         <w:gridCol w:w="2152"/>
-        <w:gridCol w:w="2678"/>
-        <w:gridCol w:w="1101"/>
+        <w:gridCol w:w="2238"/>
+        <w:gridCol w:w="1541"/>
         <w:gridCol w:w="3429"/>
       </w:tblGrid>
       <w:tr>
@@ -272,7 +272,7 @@
         </w:tc>
         <w:tc>
           <w:tcPr>
-            <w:tcW w:w="2678" w:type="dxa"/>
+            <w:tcW w:w="2238" w:type="dxa"/>
             <w:tcBorders>
               <w:top w:val="single" w:sz="1" w:space="0" w:color="AAAAAA"/>
               <w:left w:val="single" w:sz="1" w:space="0" w:color="AAAAAA"/>
@@ -319,7 +319,7 @@
         </w:tc>
         <w:tc>
           <w:tcPr>
-            <w:tcW w:w="1101" w:type="dxa"/>
+            <w:tcW w:w="1541" w:type="dxa"/>
             <w:tcBorders>
               <w:top w:val="single" w:sz="1" w:space="0" w:color="AAAAAA"/>
               <w:left w:val="single" w:sz="1" w:space="0" w:color="AAAAAA"/>
@@ -430,7 +430,7 @@
         </w:tc>
         <w:tc>
           <w:tcPr>
-            <w:tcW w:w="2678" w:type="dxa"/>
+            <w:tcW w:w="2238" w:type="dxa"/>
             <w:tcBorders>
               <w:top w:val="single" w:sz="1" w:space="0" w:color="AAAAAA"/>
               <w:left w:val="single" w:sz="1" w:space="0" w:color="AAAAAA"/>
@@ -477,7 +477,7 @@
         </w:tc>
         <w:tc>
           <w:tcPr>
-            <w:tcW w:w="1101" w:type="dxa"/>
+            <w:tcW w:w="1541" w:type="dxa"/>
             <w:tcBorders>
               <w:top w:val="single" w:sz="1" w:space="0" w:color="AAAAAA"/>
               <w:left w:val="single" w:sz="1" w:space="0" w:color="AAAAAA"/>
@@ -1852,7 +1852,7 @@
               <w:bottom w:val="single" w:sz="1" w:space="0" w:color="AAAAAA"/>
               <w:right w:val="single" w:sz="1" w:space="0" w:color="AAAAAA"/>
             </w:tcBorders>
-            <w:shd w:val="clear" w:color="auto" w:fill="FAD7D7"/>
+            <w:shd w:val="clear" w:color="auto" w:fill="D9F2D0" w:themeFill="accent6" w:themeFillTint="33"/>
             <w:tcMar>
               <w:top w:w="60" w:type="dxa"/>
               <w:left w:w="80" w:type="dxa"/>
@@ -2103,7 +2103,7 @@
               <w:bottom w:val="single" w:sz="1" w:space="0" w:color="AAAAAA"/>
               <w:right w:val="single" w:sz="1" w:space="0" w:color="AAAAAA"/>
             </w:tcBorders>
-            <w:shd w:val="clear" w:color="auto" w:fill="FFF3CC"/>
+            <w:shd w:val="clear" w:color="auto" w:fill="D9F2D0" w:themeFill="accent6" w:themeFillTint="33"/>
             <w:tcMar>
               <w:top w:w="60" w:type="dxa"/>
               <w:left w:w="80" w:type="dxa"/>
@@ -2354,7 +2354,7 @@
               <w:bottom w:val="single" w:sz="1" w:space="0" w:color="AAAAAA"/>
               <w:right w:val="single" w:sz="1" w:space="0" w:color="AAAAAA"/>
             </w:tcBorders>
-            <w:shd w:val="clear" w:color="auto" w:fill="D6F0D6"/>
+            <w:shd w:val="clear" w:color="auto" w:fill="D9F2D0" w:themeFill="accent6" w:themeFillTint="33"/>
             <w:tcMar>
               <w:top w:w="60" w:type="dxa"/>
               <w:left w:w="80" w:type="dxa"/>
@@ -2605,7 +2605,7 @@
               <w:bottom w:val="single" w:sz="1" w:space="0" w:color="AAAAAA"/>
               <w:right w:val="single" w:sz="1" w:space="0" w:color="AAAAAA"/>
             </w:tcBorders>
-            <w:shd w:val="clear" w:color="auto" w:fill="D6F0D6"/>
+            <w:shd w:val="clear" w:color="auto" w:fill="D9F2D0" w:themeFill="accent6" w:themeFillTint="33"/>
             <w:tcMar>
               <w:top w:w="60" w:type="dxa"/>
               <w:left w:w="80" w:type="dxa"/>
@@ -2865,7 +2865,7 @@
               <w:bottom w:val="single" w:sz="1" w:space="0" w:color="AAAAAA"/>
               <w:right w:val="single" w:sz="1" w:space="0" w:color="AAAAAA"/>
             </w:tcBorders>
-            <w:shd w:val="clear" w:color="auto" w:fill="FAD7D7"/>
+            <w:shd w:val="clear" w:color="auto" w:fill="D9F2D0" w:themeFill="accent6" w:themeFillTint="33"/>
             <w:tcMar>
               <w:top w:w="60" w:type="dxa"/>
               <w:left w:w="80" w:type="dxa"/>
@@ -3128,7 +3128,7 @@
               <w:bottom w:val="single" w:sz="1" w:space="0" w:color="AAAAAA"/>
               <w:right w:val="single" w:sz="1" w:space="0" w:color="AAAAAA"/>
             </w:tcBorders>
-            <w:shd w:val="clear" w:color="auto" w:fill="FFF3CC"/>
+            <w:shd w:val="clear" w:color="auto" w:fill="D9F2D0" w:themeFill="accent6" w:themeFillTint="33"/>
             <w:tcMar>
               <w:top w:w="60" w:type="dxa"/>
               <w:left w:w="80" w:type="dxa"/>
@@ -4273,21 +4273,6 @@
         </w:tc>
       </w:tr>
     </w:tbl>
-    <w:p>
-      <w:pPr>
-        <w:pBdr>
-          <w:bottom w:val="single" w:sz="6" w:space="4" w:color="2C5F8A"/>
-        </w:pBdr>
-        <w:spacing w:before="280" w:after="100"/>
-        <w:rPr>
-          <w:b/>
-          <w:bCs/>
-          <w:color w:val="2C5F8A"/>
-          <w:sz w:val="22"/>
-          <w:szCs w:val="22"/>
-        </w:rPr>
-      </w:pPr>
-    </w:p>
     <w:p>
       <w:pPr>
         <w:pBdr>
@@ -4395,6 +4380,24 @@
         </w:rPr>
         <w:t>5. DANOS OU AVARIAS INTERNAS DO VEÍCULO:</w:t>
       </w:r>
+    </w:p>
+    <w:p>
+      <w:pPr>
+        <w:pBdr>
+          <w:bottom w:val="single" w:sz="6" w:space="4" w:color="2C5F8A"/>
+        </w:pBdr>
+        <w:tabs>
+          <w:tab w:val="left" w:pos="3660"/>
+        </w:tabs>
+        <w:spacing w:before="280" w:after="100"/>
+        <w:rPr>
+          <w:b/>
+          <w:bCs/>
+          <w:color w:val="2C5F8A"/>
+          <w:sz w:val="22"/>
+          <w:szCs w:val="22"/>
+        </w:rPr>
+      </w:pPr>
     </w:p>
     <w:p>
       <w:pPr>
